--- a/corpus/docx/level-061/template.docx
+++ b/corpus/docx/level-061/template.docx
@@ -15,7 +15,10 @@
         <w:t xml:space="preserve">{</w:t>
       </w:r>
       <w:r>
-        <w:t xml:space="preserve">{</w:t>
+        <w:t xml:space="preserve">d</w:t>
+      </w:r>
+      <w:r>
+        <w:t xml:space="preserve">.</w:t>
       </w:r>
       <w:r>
         <w:t xml:space="preserve">t</w:t>
@@ -31,9 +34,6 @@
       </w:r>
       <w:r>
         <w:t xml:space="preserve">e</w:t>
-      </w:r>
-      <w:r>
-        <w:t xml:space="preserve">}</w:t>
       </w:r>
       <w:r>
         <w:t xml:space="preserve">}</w:t>
@@ -44,16 +44,19 @@
         <w:t xml:space="preserve">{</w:t>
       </w:r>
       <w:r>
-        <w:t xml:space="preserve">{</w:t>
+        <w:t xml:space="preserve">d</w:t>
+      </w:r>
+      <w:r>
+        <w:t xml:space="preserve">.</w:t>
       </w:r>
       <w:r>
         <w:t xml:space="preserve">c</w:t>
       </w:r>
       <w:r>
-        <w:t xml:space="preserve">u</w:t>
-      </w:r>
-      <w:r>
-        <w:t xml:space="preserve">st</w:t>
+        <w:t xml:space="preserve">us</w:t>
+      </w:r>
+      <w:r>
+        <w:t xml:space="preserve">t</w:t>
       </w:r>
       <w:r>
         <w:t xml:space="preserve">o</w:t>
@@ -65,10 +68,7 @@
         <w:t xml:space="preserve">e</w:t>
       </w:r>
       <w:r>
-        <w:t xml:space="preserve">r</w:t>
-      </w:r>
-      <w:r>
-        <w:t xml:space="preserve">}}</w:t>
+        <w:t xml:space="preserve">r}</w:t>
       </w:r>
     </w:p>
     <w:p>
@@ -76,7 +76,10 @@
         <w:t xml:space="preserve">{</w:t>
       </w:r>
       <w:r>
-        <w:t xml:space="preserve">{</w:t>
+        <w:t xml:space="preserve">d</w:t>
+      </w:r>
+      <w:r>
+        <w:t xml:space="preserve">.</w:t>
       </w:r>
       <w:r>
         <w:t xml:space="preserve">s</w:t>
@@ -95,9 +98,6 @@
       </w:r>
       <w:r>
         <w:t xml:space="preserve">d</w:t>
-      </w:r>
-      <w:r>
-        <w:t xml:space="preserve">}</w:t>
       </w:r>
       <w:r>
         <w:t xml:space="preserve">}</w:t>
@@ -108,7 +108,10 @@
         <w:t xml:space="preserve">{</w:t>
       </w:r>
       <w:r>
-        <w:t xml:space="preserve">{</w:t>
+        <w:t xml:space="preserve">d</w:t>
+      </w:r>
+      <w:r>
+        <w:t xml:space="preserve">.</w:t>
       </w:r>
       <w:r>
         <w:t xml:space="preserve">l</w:t>
@@ -129,10 +132,7 @@
         <w:t xml:space="preserve">a</w:t>
       </w:r>
       <w:r>
-        <w:t xml:space="preserve">l</w:t>
-      </w:r>
-      <w:r>
-        <w:t xml:space="preserve">}}</w:t>
+        <w:t xml:space="preserve">l}</w:t>
       </w:r>
     </w:p>
     <w:p>
@@ -140,7 +140,10 @@
         <w:t xml:space="preserve">{</w:t>
       </w:r>
       <w:r>
-        <w:t xml:space="preserve">{</w:t>
+        <w:t xml:space="preserve">d</w:t>
+      </w:r>
+      <w:r>
+        <w:t xml:space="preserve">.</w:t>
       </w:r>
       <w:r>
         <w:t xml:space="preserve">c</w:t>
@@ -156,9 +159,6 @@
       </w:r>
       <w:r>
         <w:t xml:space="preserve">t</w:t>
-      </w:r>
-      <w:r>
-        <w:t xml:space="preserve">}</w:t>
       </w:r>
       <w:r>
         <w:t xml:space="preserve">}</w:t>
@@ -169,7 +169,10 @@
         <w:t xml:space="preserve">{</w:t>
       </w:r>
       <w:r>
-        <w:t xml:space="preserve">{</w:t>
+        <w:t xml:space="preserve">d</w:t>
+      </w:r>
+      <w:r>
+        <w:t xml:space="preserve">.</w:t>
       </w:r>
       <w:r>
         <w:t xml:space="preserve">e</w:t>
@@ -190,10 +193,7 @@
         <w:t xml:space="preserve">e</w:t>
       </w:r>
       <w:r>
-        <w:t xml:space="preserve">d</w:t>
-      </w:r>
-      <w:r>
-        <w:t xml:space="preserve">}}</w:t>
+        <w:t xml:space="preserve">d}</w:t>
       </w:r>
     </w:p>
     <w:p>
@@ -201,7 +201,7 @@
         <w:drawing>
           <wp:inline distT="0" distB="0" distL="0" distR="0">
             <wp:extent cx="914400" cy="609600"/>
-            <wp:docPr id="1" name="Picture 1" descr="{{image:red}}"/>
+            <wp:docPr id="1" name="Picture 1" descr="{d.red}"/>
             <a:graphic>
               <a:graphicData uri="http://schemas.openxmlformats.org/drawingml/2006/picture">
                 <pic:pic>
@@ -236,7 +236,7 @@
         <w:drawing>
           <wp:inline distT="0" distB="0" distL="0" distR="0">
             <wp:extent cx="960120" cy="609600"/>
-            <wp:docPr id="2" name="Picture 2" descr="{{image:blue}}"/>
+            <wp:docPr id="2" name="Picture 2" descr="{d.blue}"/>
             <a:graphic>
               <a:graphicData uri="http://schemas.openxmlformats.org/drawingml/2006/picture">
                 <pic:pic>
@@ -271,7 +271,7 @@
         <w:drawing>
           <wp:inline distT="0" distB="0" distL="0" distR="0">
             <wp:extent cx="1005840" cy="609600"/>
-            <wp:docPr id="3" name="Picture 3" descr="{{image:red}}"/>
+            <wp:docPr id="3" name="Picture 3" descr="{d.red}"/>
             <a:graphic>
               <a:graphicData uri="http://schemas.openxmlformats.org/drawingml/2006/picture">
                 <pic:pic>
@@ -306,7 +306,7 @@
         <w:drawing>
           <wp:inline distT="0" distB="0" distL="0" distR="0">
             <wp:extent cx="1051560" cy="609600"/>
-            <wp:docPr id="4" name="Picture 4" descr="{{image:blue}}"/>
+            <wp:docPr id="4" name="Picture 4" descr="{d.blue}"/>
             <a:graphic>
               <a:graphicData uri="http://schemas.openxmlformats.org/drawingml/2006/picture">
                 <pic:pic>
@@ -341,7 +341,7 @@
         <w:drawing>
           <wp:inline distT="0" distB="0" distL="0" distR="0">
             <wp:extent cx="1097280" cy="609600"/>
-            <wp:docPr id="5" name="Picture 5" descr="{{image:red}}"/>
+            <wp:docPr id="5" name="Picture 5" descr="{d.red}"/>
             <a:graphic>
               <a:graphicData uri="http://schemas.openxmlformats.org/drawingml/2006/picture">
                 <pic:pic>
@@ -376,7 +376,7 @@
         <w:drawing>
           <wp:inline distT="0" distB="0" distL="0" distR="0">
             <wp:extent cx="1143000" cy="609600"/>
-            <wp:docPr id="6" name="Picture 6" descr="{{image:blue}}"/>
+            <wp:docPr id="6" name="Picture 6" descr="{d.blue}"/>
             <a:graphic>
               <a:graphicData uri="http://schemas.openxmlformats.org/drawingml/2006/picture">
                 <pic:pic>
@@ -411,7 +411,7 @@
         <w:drawing>
           <wp:inline distT="0" distB="0" distL="0" distR="0">
             <wp:extent cx="1188720" cy="609600"/>
-            <wp:docPr id="7" name="Picture 7" descr="{{image:red}}"/>
+            <wp:docPr id="7" name="Picture 7" descr="{d.red}"/>
             <a:graphic>
               <a:graphicData uri="http://schemas.openxmlformats.org/drawingml/2006/picture">
                 <pic:pic>
@@ -446,7 +446,7 @@
         <w:drawing>
           <wp:inline distT="0" distB="0" distL="0" distR="0">
             <wp:extent cx="1234440" cy="609600"/>
-            <wp:docPr id="8" name="Picture 8" descr="{{image:blue}}"/>
+            <wp:docPr id="8" name="Picture 8" descr="{d.blue}"/>
             <a:graphic>
               <a:graphicData uri="http://schemas.openxmlformats.org/drawingml/2006/picture">
                 <pic:pic>
@@ -481,7 +481,7 @@
         <w:drawing>
           <wp:inline distT="0" distB="0" distL="0" distR="0">
             <wp:extent cx="1280160" cy="609600"/>
-            <wp:docPr id="9" name="Picture 9" descr="{{image:red}}"/>
+            <wp:docPr id="9" name="Picture 9" descr="{d.red}"/>
             <a:graphic>
               <a:graphicData uri="http://schemas.openxmlformats.org/drawingml/2006/picture">
                 <pic:pic>
@@ -516,7 +516,7 @@
         <w:drawing>
           <wp:inline distT="0" distB="0" distL="0" distR="0">
             <wp:extent cx="1325880" cy="609600"/>
-            <wp:docPr id="10" name="Picture 10" descr="{{image:blue}}"/>
+            <wp:docPr id="10" name="Picture 10" descr="{d.blue}"/>
             <a:graphic>
               <a:graphicData uri="http://schemas.openxmlformats.org/drawingml/2006/picture">
                 <pic:pic>
@@ -575,16 +575,59 @@
               <w:t xml:space="preserve">{</w:t>
             </w:r>
             <w:r>
+              <w:t xml:space="preserve">d</w:t>
+            </w:r>
+            <w:r>
+              <w:t xml:space="preserve">.</w:t>
+            </w:r>
+            <w:r>
+              <w:t xml:space="preserve">c</w:t>
+            </w:r>
+            <w:r>
+              <w:t xml:space="preserve">us</w:t>
+            </w:r>
+            <w:r>
+              <w:t xml:space="preserve">t</w:t>
+            </w:r>
+            <w:r>
+              <w:t xml:space="preserve">o</w:t>
+            </w:r>
+            <w:r>
+              <w:t xml:space="preserve">m</w:t>
+            </w:r>
+            <w:r>
+              <w:t xml:space="preserve">e</w:t>
+            </w:r>
+            <w:r>
+              <w:t xml:space="preserve">r}</w:t>
+            </w:r>
+          </w:p>
+        </w:tc>
+        <w:tc>
+          <w:tcPr>
+            <w:tcW w:w="2400" w:type="dxa"/>
+          </w:tcPr>
+          <w:p>
+            <w:r>
+              <w:t xml:space="preserve">R1C2: </w:t>
+            </w:r>
+            <w:r>
               <w:t xml:space="preserve">{</w:t>
             </w:r>
             <w:r>
+              <w:t xml:space="preserve">d</w:t>
+            </w:r>
+            <w:r>
+              <w:t xml:space="preserve">.</w:t>
+            </w:r>
+            <w:r>
               <w:t xml:space="preserve">c</w:t>
             </w:r>
             <w:r>
-              <w:t xml:space="preserve">u</w:t>
-            </w:r>
-            <w:r>
-              <w:t xml:space="preserve">st</w:t>
+              <w:t xml:space="preserve">us</w:t>
+            </w:r>
+            <w:r>
+              <w:t xml:space="preserve">t</w:t>
             </w:r>
             <w:r>
               <w:t xml:space="preserve">o</w:t>
@@ -596,10 +639,7 @@
               <w:t xml:space="preserve">e</w:t>
             </w:r>
             <w:r>
-              <w:t xml:space="preserve">r</w:t>
-            </w:r>
-            <w:r>
-              <w:t xml:space="preserve">}}</w:t>
+              <w:t xml:space="preserve">r}</w:t>
             </w:r>
           </w:p>
         </w:tc>
@@ -609,22 +649,65 @@
           </w:tcPr>
           <w:p>
             <w:r>
-              <w:t xml:space="preserve">R1C2: </w:t>
+              <w:t xml:space="preserve">R1C3: </w:t>
             </w:r>
             <w:r>
               <w:t xml:space="preserve">{</w:t>
             </w:r>
             <w:r>
+              <w:t xml:space="preserve">d</w:t>
+            </w:r>
+            <w:r>
+              <w:t xml:space="preserve">.</w:t>
+            </w:r>
+            <w:r>
+              <w:t xml:space="preserve">c</w:t>
+            </w:r>
+            <w:r>
+              <w:t xml:space="preserve">us</w:t>
+            </w:r>
+            <w:r>
+              <w:t xml:space="preserve">t</w:t>
+            </w:r>
+            <w:r>
+              <w:t xml:space="preserve">o</w:t>
+            </w:r>
+            <w:r>
+              <w:t xml:space="preserve">m</w:t>
+            </w:r>
+            <w:r>
+              <w:t xml:space="preserve">e</w:t>
+            </w:r>
+            <w:r>
+              <w:t xml:space="preserve">r}</w:t>
+            </w:r>
+          </w:p>
+        </w:tc>
+        <w:tc>
+          <w:tcPr>
+            <w:tcW w:w="2400" w:type="dxa"/>
+          </w:tcPr>
+          <w:p>
+            <w:r>
+              <w:t xml:space="preserve">R1C4: </w:t>
+            </w:r>
+            <w:r>
               <w:t xml:space="preserve">{</w:t>
             </w:r>
             <w:r>
+              <w:t xml:space="preserve">d</w:t>
+            </w:r>
+            <w:r>
+              <w:t xml:space="preserve">.</w:t>
+            </w:r>
+            <w:r>
               <w:t xml:space="preserve">c</w:t>
             </w:r>
             <w:r>
-              <w:t xml:space="preserve">u</w:t>
-            </w:r>
-            <w:r>
-              <w:t xml:space="preserve">st</w:t>
+              <w:t xml:space="preserve">us</w:t>
+            </w:r>
+            <w:r>
+              <w:t xml:space="preserve">t</w:t>
             </w:r>
             <w:r>
               <w:t xml:space="preserve">o</w:t>
@@ -636,90 +719,7 @@
               <w:t xml:space="preserve">e</w:t>
             </w:r>
             <w:r>
-              <w:t xml:space="preserve">r</w:t>
-            </w:r>
-            <w:r>
-              <w:t xml:space="preserve">}}</w:t>
-            </w:r>
-          </w:p>
-        </w:tc>
-        <w:tc>
-          <w:tcPr>
-            <w:tcW w:w="2400" w:type="dxa"/>
-          </w:tcPr>
-          <w:p>
-            <w:r>
-              <w:t xml:space="preserve">R1C3: </w:t>
-            </w:r>
-            <w:r>
-              <w:t xml:space="preserve">{</w:t>
-            </w:r>
-            <w:r>
-              <w:t xml:space="preserve">{</w:t>
-            </w:r>
-            <w:r>
-              <w:t xml:space="preserve">c</w:t>
-            </w:r>
-            <w:r>
-              <w:t xml:space="preserve">u</w:t>
-            </w:r>
-            <w:r>
-              <w:t xml:space="preserve">st</w:t>
-            </w:r>
-            <w:r>
-              <w:t xml:space="preserve">o</w:t>
-            </w:r>
-            <w:r>
-              <w:t xml:space="preserve">m</w:t>
-            </w:r>
-            <w:r>
-              <w:t xml:space="preserve">e</w:t>
-            </w:r>
-            <w:r>
-              <w:t xml:space="preserve">r</w:t>
-            </w:r>
-            <w:r>
-              <w:t xml:space="preserve">}}</w:t>
-            </w:r>
-          </w:p>
-        </w:tc>
-        <w:tc>
-          <w:tcPr>
-            <w:tcW w:w="2400" w:type="dxa"/>
-          </w:tcPr>
-          <w:p>
-            <w:r>
-              <w:t xml:space="preserve">R1C4: </w:t>
-            </w:r>
-            <w:r>
-              <w:t xml:space="preserve">{</w:t>
-            </w:r>
-            <w:r>
-              <w:t xml:space="preserve">{</w:t>
-            </w:r>
-            <w:r>
-              <w:t xml:space="preserve">c</w:t>
-            </w:r>
-            <w:r>
-              <w:t xml:space="preserve">u</w:t>
-            </w:r>
-            <w:r>
-              <w:t xml:space="preserve">st</w:t>
-            </w:r>
-            <w:r>
-              <w:t xml:space="preserve">o</w:t>
-            </w:r>
-            <w:r>
-              <w:t xml:space="preserve">m</w:t>
-            </w:r>
-            <w:r>
-              <w:t xml:space="preserve">e</w:t>
-            </w:r>
-            <w:r>
-              <w:t xml:space="preserve">r</w:t>
-            </w:r>
-            <w:r>
-              <w:t xml:space="preserve">}}</w:t>
+              <w:t xml:space="preserve">r}</w:t>
             </w:r>
           </w:p>
         </w:tc>
@@ -737,16 +737,59 @@
               <w:t xml:space="preserve">{</w:t>
             </w:r>
             <w:r>
+              <w:t xml:space="preserve">d</w:t>
+            </w:r>
+            <w:r>
+              <w:t xml:space="preserve">.</w:t>
+            </w:r>
+            <w:r>
+              <w:t xml:space="preserve">c</w:t>
+            </w:r>
+            <w:r>
+              <w:t xml:space="preserve">us</w:t>
+            </w:r>
+            <w:r>
+              <w:t xml:space="preserve">t</w:t>
+            </w:r>
+            <w:r>
+              <w:t xml:space="preserve">o</w:t>
+            </w:r>
+            <w:r>
+              <w:t xml:space="preserve">m</w:t>
+            </w:r>
+            <w:r>
+              <w:t xml:space="preserve">e</w:t>
+            </w:r>
+            <w:r>
+              <w:t xml:space="preserve">r}</w:t>
+            </w:r>
+          </w:p>
+        </w:tc>
+        <w:tc>
+          <w:tcPr>
+            <w:tcW w:w="2400" w:type="dxa"/>
+          </w:tcPr>
+          <w:p>
+            <w:r>
+              <w:t xml:space="preserve">R2C2: </w:t>
+            </w:r>
+            <w:r>
               <w:t xml:space="preserve">{</w:t>
             </w:r>
             <w:r>
+              <w:t xml:space="preserve">d</w:t>
+            </w:r>
+            <w:r>
+              <w:t xml:space="preserve">.</w:t>
+            </w:r>
+            <w:r>
               <w:t xml:space="preserve">c</w:t>
             </w:r>
             <w:r>
-              <w:t xml:space="preserve">u</w:t>
-            </w:r>
-            <w:r>
-              <w:t xml:space="preserve">st</w:t>
+              <w:t xml:space="preserve">us</w:t>
+            </w:r>
+            <w:r>
+              <w:t xml:space="preserve">t</w:t>
             </w:r>
             <w:r>
               <w:t xml:space="preserve">o</w:t>
@@ -758,10 +801,7 @@
               <w:t xml:space="preserve">e</w:t>
             </w:r>
             <w:r>
-              <w:t xml:space="preserve">r</w:t>
-            </w:r>
-            <w:r>
-              <w:t xml:space="preserve">}}</w:t>
+              <w:t xml:space="preserve">r}</w:t>
             </w:r>
           </w:p>
         </w:tc>
@@ -771,22 +811,65 @@
           </w:tcPr>
           <w:p>
             <w:r>
-              <w:t xml:space="preserve">R2C2: </w:t>
+              <w:t xml:space="preserve">R2C3: </w:t>
             </w:r>
             <w:r>
               <w:t xml:space="preserve">{</w:t>
             </w:r>
             <w:r>
+              <w:t xml:space="preserve">d</w:t>
+            </w:r>
+            <w:r>
+              <w:t xml:space="preserve">.</w:t>
+            </w:r>
+            <w:r>
+              <w:t xml:space="preserve">c</w:t>
+            </w:r>
+            <w:r>
+              <w:t xml:space="preserve">us</w:t>
+            </w:r>
+            <w:r>
+              <w:t xml:space="preserve">t</w:t>
+            </w:r>
+            <w:r>
+              <w:t xml:space="preserve">o</w:t>
+            </w:r>
+            <w:r>
+              <w:t xml:space="preserve">m</w:t>
+            </w:r>
+            <w:r>
+              <w:t xml:space="preserve">e</w:t>
+            </w:r>
+            <w:r>
+              <w:t xml:space="preserve">r}</w:t>
+            </w:r>
+          </w:p>
+        </w:tc>
+        <w:tc>
+          <w:tcPr>
+            <w:tcW w:w="2400" w:type="dxa"/>
+          </w:tcPr>
+          <w:p>
+            <w:r>
+              <w:t xml:space="preserve">R2C4: </w:t>
+            </w:r>
+            <w:r>
               <w:t xml:space="preserve">{</w:t>
             </w:r>
             <w:r>
+              <w:t xml:space="preserve">d</w:t>
+            </w:r>
+            <w:r>
+              <w:t xml:space="preserve">.</w:t>
+            </w:r>
+            <w:r>
               <w:t xml:space="preserve">c</w:t>
             </w:r>
             <w:r>
-              <w:t xml:space="preserve">u</w:t>
-            </w:r>
-            <w:r>
-              <w:t xml:space="preserve">st</w:t>
+              <w:t xml:space="preserve">us</w:t>
+            </w:r>
+            <w:r>
+              <w:t xml:space="preserve">t</w:t>
             </w:r>
             <w:r>
               <w:t xml:space="preserve">o</w:t>
@@ -798,90 +881,7 @@
               <w:t xml:space="preserve">e</w:t>
             </w:r>
             <w:r>
-              <w:t xml:space="preserve">r</w:t>
-            </w:r>
-            <w:r>
-              <w:t xml:space="preserve">}}</w:t>
-            </w:r>
-          </w:p>
-        </w:tc>
-        <w:tc>
-          <w:tcPr>
-            <w:tcW w:w="2400" w:type="dxa"/>
-          </w:tcPr>
-          <w:p>
-            <w:r>
-              <w:t xml:space="preserve">R2C3: </w:t>
-            </w:r>
-            <w:r>
-              <w:t xml:space="preserve">{</w:t>
-            </w:r>
-            <w:r>
-              <w:t xml:space="preserve">{</w:t>
-            </w:r>
-            <w:r>
-              <w:t xml:space="preserve">c</w:t>
-            </w:r>
-            <w:r>
-              <w:t xml:space="preserve">u</w:t>
-            </w:r>
-            <w:r>
-              <w:t xml:space="preserve">st</w:t>
-            </w:r>
-            <w:r>
-              <w:t xml:space="preserve">o</w:t>
-            </w:r>
-            <w:r>
-              <w:t xml:space="preserve">m</w:t>
-            </w:r>
-            <w:r>
-              <w:t xml:space="preserve">e</w:t>
-            </w:r>
-            <w:r>
-              <w:t xml:space="preserve">r</w:t>
-            </w:r>
-            <w:r>
-              <w:t xml:space="preserve">}}</w:t>
-            </w:r>
-          </w:p>
-        </w:tc>
-        <w:tc>
-          <w:tcPr>
-            <w:tcW w:w="2400" w:type="dxa"/>
-          </w:tcPr>
-          <w:p>
-            <w:r>
-              <w:t xml:space="preserve">R2C4: </w:t>
-            </w:r>
-            <w:r>
-              <w:t xml:space="preserve">{</w:t>
-            </w:r>
-            <w:r>
-              <w:t xml:space="preserve">{</w:t>
-            </w:r>
-            <w:r>
-              <w:t xml:space="preserve">c</w:t>
-            </w:r>
-            <w:r>
-              <w:t xml:space="preserve">u</w:t>
-            </w:r>
-            <w:r>
-              <w:t xml:space="preserve">st</w:t>
-            </w:r>
-            <w:r>
-              <w:t xml:space="preserve">o</w:t>
-            </w:r>
-            <w:r>
-              <w:t xml:space="preserve">m</w:t>
-            </w:r>
-            <w:r>
-              <w:t xml:space="preserve">e</w:t>
-            </w:r>
-            <w:r>
-              <w:t xml:space="preserve">r</w:t>
-            </w:r>
-            <w:r>
-              <w:t xml:space="preserve">}}</w:t>
+              <w:t xml:space="preserve">r}</w:t>
             </w:r>
           </w:p>
         </w:tc>
@@ -899,16 +899,59 @@
               <w:t xml:space="preserve">{</w:t>
             </w:r>
             <w:r>
+              <w:t xml:space="preserve">d</w:t>
+            </w:r>
+            <w:r>
+              <w:t xml:space="preserve">.</w:t>
+            </w:r>
+            <w:r>
+              <w:t xml:space="preserve">c</w:t>
+            </w:r>
+            <w:r>
+              <w:t xml:space="preserve">us</w:t>
+            </w:r>
+            <w:r>
+              <w:t xml:space="preserve">t</w:t>
+            </w:r>
+            <w:r>
+              <w:t xml:space="preserve">o</w:t>
+            </w:r>
+            <w:r>
+              <w:t xml:space="preserve">m</w:t>
+            </w:r>
+            <w:r>
+              <w:t xml:space="preserve">e</w:t>
+            </w:r>
+            <w:r>
+              <w:t xml:space="preserve">r}</w:t>
+            </w:r>
+          </w:p>
+        </w:tc>
+        <w:tc>
+          <w:tcPr>
+            <w:tcW w:w="2400" w:type="dxa"/>
+          </w:tcPr>
+          <w:p>
+            <w:r>
+              <w:t xml:space="preserve">R3C2: </w:t>
+            </w:r>
+            <w:r>
               <w:t xml:space="preserve">{</w:t>
             </w:r>
             <w:r>
+              <w:t xml:space="preserve">d</w:t>
+            </w:r>
+            <w:r>
+              <w:t xml:space="preserve">.</w:t>
+            </w:r>
+            <w:r>
               <w:t xml:space="preserve">c</w:t>
             </w:r>
             <w:r>
-              <w:t xml:space="preserve">u</w:t>
-            </w:r>
-            <w:r>
-              <w:t xml:space="preserve">st</w:t>
+              <w:t xml:space="preserve">us</w:t>
+            </w:r>
+            <w:r>
+              <w:t xml:space="preserve">t</w:t>
             </w:r>
             <w:r>
               <w:t xml:space="preserve">o</w:t>
@@ -920,10 +963,7 @@
               <w:t xml:space="preserve">e</w:t>
             </w:r>
             <w:r>
-              <w:t xml:space="preserve">r</w:t>
-            </w:r>
-            <w:r>
-              <w:t xml:space="preserve">}}</w:t>
+              <w:t xml:space="preserve">r}</w:t>
             </w:r>
           </w:p>
         </w:tc>
@@ -933,22 +973,65 @@
           </w:tcPr>
           <w:p>
             <w:r>
-              <w:t xml:space="preserve">R3C2: </w:t>
+              <w:t xml:space="preserve">R3C3: </w:t>
             </w:r>
             <w:r>
               <w:t xml:space="preserve">{</w:t>
             </w:r>
             <w:r>
+              <w:t xml:space="preserve">d</w:t>
+            </w:r>
+            <w:r>
+              <w:t xml:space="preserve">.</w:t>
+            </w:r>
+            <w:r>
+              <w:t xml:space="preserve">c</w:t>
+            </w:r>
+            <w:r>
+              <w:t xml:space="preserve">us</w:t>
+            </w:r>
+            <w:r>
+              <w:t xml:space="preserve">t</w:t>
+            </w:r>
+            <w:r>
+              <w:t xml:space="preserve">o</w:t>
+            </w:r>
+            <w:r>
+              <w:t xml:space="preserve">m</w:t>
+            </w:r>
+            <w:r>
+              <w:t xml:space="preserve">e</w:t>
+            </w:r>
+            <w:r>
+              <w:t xml:space="preserve">r}</w:t>
+            </w:r>
+          </w:p>
+        </w:tc>
+        <w:tc>
+          <w:tcPr>
+            <w:tcW w:w="2400" w:type="dxa"/>
+          </w:tcPr>
+          <w:p>
+            <w:r>
+              <w:t xml:space="preserve">R3C4: </w:t>
+            </w:r>
+            <w:r>
               <w:t xml:space="preserve">{</w:t>
             </w:r>
             <w:r>
+              <w:t xml:space="preserve">d</w:t>
+            </w:r>
+            <w:r>
+              <w:t xml:space="preserve">.</w:t>
+            </w:r>
+            <w:r>
               <w:t xml:space="preserve">c</w:t>
             </w:r>
             <w:r>
-              <w:t xml:space="preserve">u</w:t>
-            </w:r>
-            <w:r>
-              <w:t xml:space="preserve">st</w:t>
+              <w:t xml:space="preserve">us</w:t>
+            </w:r>
+            <w:r>
+              <w:t xml:space="preserve">t</w:t>
             </w:r>
             <w:r>
               <w:t xml:space="preserve">o</w:t>
@@ -960,90 +1043,7 @@
               <w:t xml:space="preserve">e</w:t>
             </w:r>
             <w:r>
-              <w:t xml:space="preserve">r</w:t>
-            </w:r>
-            <w:r>
-              <w:t xml:space="preserve">}}</w:t>
-            </w:r>
-          </w:p>
-        </w:tc>
-        <w:tc>
-          <w:tcPr>
-            <w:tcW w:w="2400" w:type="dxa"/>
-          </w:tcPr>
-          <w:p>
-            <w:r>
-              <w:t xml:space="preserve">R3C3: </w:t>
-            </w:r>
-            <w:r>
-              <w:t xml:space="preserve">{</w:t>
-            </w:r>
-            <w:r>
-              <w:t xml:space="preserve">{</w:t>
-            </w:r>
-            <w:r>
-              <w:t xml:space="preserve">c</w:t>
-            </w:r>
-            <w:r>
-              <w:t xml:space="preserve">u</w:t>
-            </w:r>
-            <w:r>
-              <w:t xml:space="preserve">st</w:t>
-            </w:r>
-            <w:r>
-              <w:t xml:space="preserve">o</w:t>
-            </w:r>
-            <w:r>
-              <w:t xml:space="preserve">m</w:t>
-            </w:r>
-            <w:r>
-              <w:t xml:space="preserve">e</w:t>
-            </w:r>
-            <w:r>
-              <w:t xml:space="preserve">r</w:t>
-            </w:r>
-            <w:r>
-              <w:t xml:space="preserve">}}</w:t>
-            </w:r>
-          </w:p>
-        </w:tc>
-        <w:tc>
-          <w:tcPr>
-            <w:tcW w:w="2400" w:type="dxa"/>
-          </w:tcPr>
-          <w:p>
-            <w:r>
-              <w:t xml:space="preserve">R3C4: </w:t>
-            </w:r>
-            <w:r>
-              <w:t xml:space="preserve">{</w:t>
-            </w:r>
-            <w:r>
-              <w:t xml:space="preserve">{</w:t>
-            </w:r>
-            <w:r>
-              <w:t xml:space="preserve">c</w:t>
-            </w:r>
-            <w:r>
-              <w:t xml:space="preserve">u</w:t>
-            </w:r>
-            <w:r>
-              <w:t xml:space="preserve">st</w:t>
-            </w:r>
-            <w:r>
-              <w:t xml:space="preserve">o</w:t>
-            </w:r>
-            <w:r>
-              <w:t xml:space="preserve">m</w:t>
-            </w:r>
-            <w:r>
-              <w:t xml:space="preserve">e</w:t>
-            </w:r>
-            <w:r>
-              <w:t xml:space="preserve">r</w:t>
-            </w:r>
-            <w:r>
-              <w:t xml:space="preserve">}}</w:t>
+              <w:t xml:space="preserve">r}</w:t>
             </w:r>
           </w:p>
         </w:tc>
@@ -1061,16 +1061,59 @@
               <w:t xml:space="preserve">{</w:t>
             </w:r>
             <w:r>
+              <w:t xml:space="preserve">d</w:t>
+            </w:r>
+            <w:r>
+              <w:t xml:space="preserve">.</w:t>
+            </w:r>
+            <w:r>
+              <w:t xml:space="preserve">c</w:t>
+            </w:r>
+            <w:r>
+              <w:t xml:space="preserve">us</w:t>
+            </w:r>
+            <w:r>
+              <w:t xml:space="preserve">t</w:t>
+            </w:r>
+            <w:r>
+              <w:t xml:space="preserve">o</w:t>
+            </w:r>
+            <w:r>
+              <w:t xml:space="preserve">m</w:t>
+            </w:r>
+            <w:r>
+              <w:t xml:space="preserve">e</w:t>
+            </w:r>
+            <w:r>
+              <w:t xml:space="preserve">r}</w:t>
+            </w:r>
+          </w:p>
+        </w:tc>
+        <w:tc>
+          <w:tcPr>
+            <w:tcW w:w="2400" w:type="dxa"/>
+          </w:tcPr>
+          <w:p>
+            <w:r>
+              <w:t xml:space="preserve">R4C2: </w:t>
+            </w:r>
+            <w:r>
               <w:t xml:space="preserve">{</w:t>
             </w:r>
             <w:r>
+              <w:t xml:space="preserve">d</w:t>
+            </w:r>
+            <w:r>
+              <w:t xml:space="preserve">.</w:t>
+            </w:r>
+            <w:r>
               <w:t xml:space="preserve">c</w:t>
             </w:r>
             <w:r>
-              <w:t xml:space="preserve">u</w:t>
-            </w:r>
-            <w:r>
-              <w:t xml:space="preserve">st</w:t>
+              <w:t xml:space="preserve">us</w:t>
+            </w:r>
+            <w:r>
+              <w:t xml:space="preserve">t</w:t>
             </w:r>
             <w:r>
               <w:t xml:space="preserve">o</w:t>
@@ -1082,10 +1125,7 @@
               <w:t xml:space="preserve">e</w:t>
             </w:r>
             <w:r>
-              <w:t xml:space="preserve">r</w:t>
-            </w:r>
-            <w:r>
-              <w:t xml:space="preserve">}}</w:t>
+              <w:t xml:space="preserve">r}</w:t>
             </w:r>
           </w:p>
         </w:tc>
@@ -1095,22 +1135,65 @@
           </w:tcPr>
           <w:p>
             <w:r>
-              <w:t xml:space="preserve">R4C2: </w:t>
+              <w:t xml:space="preserve">R4C3: </w:t>
             </w:r>
             <w:r>
               <w:t xml:space="preserve">{</w:t>
             </w:r>
             <w:r>
+              <w:t xml:space="preserve">d</w:t>
+            </w:r>
+            <w:r>
+              <w:t xml:space="preserve">.</w:t>
+            </w:r>
+            <w:r>
+              <w:t xml:space="preserve">c</w:t>
+            </w:r>
+            <w:r>
+              <w:t xml:space="preserve">us</w:t>
+            </w:r>
+            <w:r>
+              <w:t xml:space="preserve">t</w:t>
+            </w:r>
+            <w:r>
+              <w:t xml:space="preserve">o</w:t>
+            </w:r>
+            <w:r>
+              <w:t xml:space="preserve">m</w:t>
+            </w:r>
+            <w:r>
+              <w:t xml:space="preserve">e</w:t>
+            </w:r>
+            <w:r>
+              <w:t xml:space="preserve">r}</w:t>
+            </w:r>
+          </w:p>
+        </w:tc>
+        <w:tc>
+          <w:tcPr>
+            <w:tcW w:w="2400" w:type="dxa"/>
+          </w:tcPr>
+          <w:p>
+            <w:r>
+              <w:t xml:space="preserve">R4C4: </w:t>
+            </w:r>
+            <w:r>
               <w:t xml:space="preserve">{</w:t>
             </w:r>
             <w:r>
+              <w:t xml:space="preserve">d</w:t>
+            </w:r>
+            <w:r>
+              <w:t xml:space="preserve">.</w:t>
+            </w:r>
+            <w:r>
               <w:t xml:space="preserve">c</w:t>
             </w:r>
             <w:r>
-              <w:t xml:space="preserve">u</w:t>
-            </w:r>
-            <w:r>
-              <w:t xml:space="preserve">st</w:t>
+              <w:t xml:space="preserve">us</w:t>
+            </w:r>
+            <w:r>
+              <w:t xml:space="preserve">t</w:t>
             </w:r>
             <w:r>
               <w:t xml:space="preserve">o</w:t>
@@ -1122,90 +1205,7 @@
               <w:t xml:space="preserve">e</w:t>
             </w:r>
             <w:r>
-              <w:t xml:space="preserve">r</w:t>
-            </w:r>
-            <w:r>
-              <w:t xml:space="preserve">}}</w:t>
-            </w:r>
-          </w:p>
-        </w:tc>
-        <w:tc>
-          <w:tcPr>
-            <w:tcW w:w="2400" w:type="dxa"/>
-          </w:tcPr>
-          <w:p>
-            <w:r>
-              <w:t xml:space="preserve">R4C3: </w:t>
-            </w:r>
-            <w:r>
-              <w:t xml:space="preserve">{</w:t>
-            </w:r>
-            <w:r>
-              <w:t xml:space="preserve">{</w:t>
-            </w:r>
-            <w:r>
-              <w:t xml:space="preserve">c</w:t>
-            </w:r>
-            <w:r>
-              <w:t xml:space="preserve">u</w:t>
-            </w:r>
-            <w:r>
-              <w:t xml:space="preserve">st</w:t>
-            </w:r>
-            <w:r>
-              <w:t xml:space="preserve">o</w:t>
-            </w:r>
-            <w:r>
-              <w:t xml:space="preserve">m</w:t>
-            </w:r>
-            <w:r>
-              <w:t xml:space="preserve">e</w:t>
-            </w:r>
-            <w:r>
-              <w:t xml:space="preserve">r</w:t>
-            </w:r>
-            <w:r>
-              <w:t xml:space="preserve">}}</w:t>
-            </w:r>
-          </w:p>
-        </w:tc>
-        <w:tc>
-          <w:tcPr>
-            <w:tcW w:w="2400" w:type="dxa"/>
-          </w:tcPr>
-          <w:p>
-            <w:r>
-              <w:t xml:space="preserve">R4C4: </w:t>
-            </w:r>
-            <w:r>
-              <w:t xml:space="preserve">{</w:t>
-            </w:r>
-            <w:r>
-              <w:t xml:space="preserve">{</w:t>
-            </w:r>
-            <w:r>
-              <w:t xml:space="preserve">c</w:t>
-            </w:r>
-            <w:r>
-              <w:t xml:space="preserve">u</w:t>
-            </w:r>
-            <w:r>
-              <w:t xml:space="preserve">st</w:t>
-            </w:r>
-            <w:r>
-              <w:t xml:space="preserve">o</w:t>
-            </w:r>
-            <w:r>
-              <w:t xml:space="preserve">m</w:t>
-            </w:r>
-            <w:r>
-              <w:t xml:space="preserve">e</w:t>
-            </w:r>
-            <w:r>
-              <w:t xml:space="preserve">r</w:t>
-            </w:r>
-            <w:r>
-              <w:t xml:space="preserve">}}</w:t>
+              <w:t xml:space="preserve">r}</w:t>
             </w:r>
           </w:p>
         </w:tc>
@@ -1223,16 +1223,59 @@
               <w:t xml:space="preserve">{</w:t>
             </w:r>
             <w:r>
+              <w:t xml:space="preserve">d</w:t>
+            </w:r>
+            <w:r>
+              <w:t xml:space="preserve">.</w:t>
+            </w:r>
+            <w:r>
+              <w:t xml:space="preserve">c</w:t>
+            </w:r>
+            <w:r>
+              <w:t xml:space="preserve">us</w:t>
+            </w:r>
+            <w:r>
+              <w:t xml:space="preserve">t</w:t>
+            </w:r>
+            <w:r>
+              <w:t xml:space="preserve">o</w:t>
+            </w:r>
+            <w:r>
+              <w:t xml:space="preserve">m</w:t>
+            </w:r>
+            <w:r>
+              <w:t xml:space="preserve">e</w:t>
+            </w:r>
+            <w:r>
+              <w:t xml:space="preserve">r}</w:t>
+            </w:r>
+          </w:p>
+        </w:tc>
+        <w:tc>
+          <w:tcPr>
+            <w:tcW w:w="2400" w:type="dxa"/>
+          </w:tcPr>
+          <w:p>
+            <w:r>
+              <w:t xml:space="preserve">R5C2: </w:t>
+            </w:r>
+            <w:r>
               <w:t xml:space="preserve">{</w:t>
             </w:r>
             <w:r>
+              <w:t xml:space="preserve">d</w:t>
+            </w:r>
+            <w:r>
+              <w:t xml:space="preserve">.</w:t>
+            </w:r>
+            <w:r>
               <w:t xml:space="preserve">c</w:t>
             </w:r>
             <w:r>
-              <w:t xml:space="preserve">u</w:t>
-            </w:r>
-            <w:r>
-              <w:t xml:space="preserve">st</w:t>
+              <w:t xml:space="preserve">us</w:t>
+            </w:r>
+            <w:r>
+              <w:t xml:space="preserve">t</w:t>
             </w:r>
             <w:r>
               <w:t xml:space="preserve">o</w:t>
@@ -1244,10 +1287,7 @@
               <w:t xml:space="preserve">e</w:t>
             </w:r>
             <w:r>
-              <w:t xml:space="preserve">r</w:t>
-            </w:r>
-            <w:r>
-              <w:t xml:space="preserve">}}</w:t>
+              <w:t xml:space="preserve">r}</w:t>
             </w:r>
           </w:p>
         </w:tc>
@@ -1257,22 +1297,65 @@
           </w:tcPr>
           <w:p>
             <w:r>
-              <w:t xml:space="preserve">R5C2: </w:t>
+              <w:t xml:space="preserve">R5C3: </w:t>
             </w:r>
             <w:r>
               <w:t xml:space="preserve">{</w:t>
             </w:r>
             <w:r>
+              <w:t xml:space="preserve">d</w:t>
+            </w:r>
+            <w:r>
+              <w:t xml:space="preserve">.</w:t>
+            </w:r>
+            <w:r>
+              <w:t xml:space="preserve">c</w:t>
+            </w:r>
+            <w:r>
+              <w:t xml:space="preserve">us</w:t>
+            </w:r>
+            <w:r>
+              <w:t xml:space="preserve">t</w:t>
+            </w:r>
+            <w:r>
+              <w:t xml:space="preserve">o</w:t>
+            </w:r>
+            <w:r>
+              <w:t xml:space="preserve">m</w:t>
+            </w:r>
+            <w:r>
+              <w:t xml:space="preserve">e</w:t>
+            </w:r>
+            <w:r>
+              <w:t xml:space="preserve">r}</w:t>
+            </w:r>
+          </w:p>
+        </w:tc>
+        <w:tc>
+          <w:tcPr>
+            <w:tcW w:w="2400" w:type="dxa"/>
+          </w:tcPr>
+          <w:p>
+            <w:r>
+              <w:t xml:space="preserve">R5C4: </w:t>
+            </w:r>
+            <w:r>
               <w:t xml:space="preserve">{</w:t>
             </w:r>
             <w:r>
+              <w:t xml:space="preserve">d</w:t>
+            </w:r>
+            <w:r>
+              <w:t xml:space="preserve">.</w:t>
+            </w:r>
+            <w:r>
               <w:t xml:space="preserve">c</w:t>
             </w:r>
             <w:r>
-              <w:t xml:space="preserve">u</w:t>
-            </w:r>
-            <w:r>
-              <w:t xml:space="preserve">st</w:t>
+              <w:t xml:space="preserve">us</w:t>
+            </w:r>
+            <w:r>
+              <w:t xml:space="preserve">t</w:t>
             </w:r>
             <w:r>
               <w:t xml:space="preserve">o</w:t>
@@ -1284,90 +1367,7 @@
               <w:t xml:space="preserve">e</w:t>
             </w:r>
             <w:r>
-              <w:t xml:space="preserve">r</w:t>
-            </w:r>
-            <w:r>
-              <w:t xml:space="preserve">}}</w:t>
-            </w:r>
-          </w:p>
-        </w:tc>
-        <w:tc>
-          <w:tcPr>
-            <w:tcW w:w="2400" w:type="dxa"/>
-          </w:tcPr>
-          <w:p>
-            <w:r>
-              <w:t xml:space="preserve">R5C3: </w:t>
-            </w:r>
-            <w:r>
-              <w:t xml:space="preserve">{</w:t>
-            </w:r>
-            <w:r>
-              <w:t xml:space="preserve">{</w:t>
-            </w:r>
-            <w:r>
-              <w:t xml:space="preserve">c</w:t>
-            </w:r>
-            <w:r>
-              <w:t xml:space="preserve">u</w:t>
-            </w:r>
-            <w:r>
-              <w:t xml:space="preserve">st</w:t>
-            </w:r>
-            <w:r>
-              <w:t xml:space="preserve">o</w:t>
-            </w:r>
-            <w:r>
-              <w:t xml:space="preserve">m</w:t>
-            </w:r>
-            <w:r>
-              <w:t xml:space="preserve">e</w:t>
-            </w:r>
-            <w:r>
-              <w:t xml:space="preserve">r</w:t>
-            </w:r>
-            <w:r>
-              <w:t xml:space="preserve">}}</w:t>
-            </w:r>
-          </w:p>
-        </w:tc>
-        <w:tc>
-          <w:tcPr>
-            <w:tcW w:w="2400" w:type="dxa"/>
-          </w:tcPr>
-          <w:p>
-            <w:r>
-              <w:t xml:space="preserve">R5C4: </w:t>
-            </w:r>
-            <w:r>
-              <w:t xml:space="preserve">{</w:t>
-            </w:r>
-            <w:r>
-              <w:t xml:space="preserve">{</w:t>
-            </w:r>
-            <w:r>
-              <w:t xml:space="preserve">c</w:t>
-            </w:r>
-            <w:r>
-              <w:t xml:space="preserve">u</w:t>
-            </w:r>
-            <w:r>
-              <w:t xml:space="preserve">st</w:t>
-            </w:r>
-            <w:r>
-              <w:t xml:space="preserve">o</w:t>
-            </w:r>
-            <w:r>
-              <w:t xml:space="preserve">m</w:t>
-            </w:r>
-            <w:r>
-              <w:t xml:space="preserve">e</w:t>
-            </w:r>
-            <w:r>
-              <w:t xml:space="preserve">r</w:t>
-            </w:r>
-            <w:r>
-              <w:t xml:space="preserve">}}</w:t>
+              <w:t xml:space="preserve">r}</w:t>
             </w:r>
           </w:p>
         </w:tc>
@@ -1385,16 +1385,59 @@
               <w:t xml:space="preserve">{</w:t>
             </w:r>
             <w:r>
+              <w:t xml:space="preserve">d</w:t>
+            </w:r>
+            <w:r>
+              <w:t xml:space="preserve">.</w:t>
+            </w:r>
+            <w:r>
+              <w:t xml:space="preserve">c</w:t>
+            </w:r>
+            <w:r>
+              <w:t xml:space="preserve">us</w:t>
+            </w:r>
+            <w:r>
+              <w:t xml:space="preserve">t</w:t>
+            </w:r>
+            <w:r>
+              <w:t xml:space="preserve">o</w:t>
+            </w:r>
+            <w:r>
+              <w:t xml:space="preserve">m</w:t>
+            </w:r>
+            <w:r>
+              <w:t xml:space="preserve">e</w:t>
+            </w:r>
+            <w:r>
+              <w:t xml:space="preserve">r}</w:t>
+            </w:r>
+          </w:p>
+        </w:tc>
+        <w:tc>
+          <w:tcPr>
+            <w:tcW w:w="2400" w:type="dxa"/>
+          </w:tcPr>
+          <w:p>
+            <w:r>
+              <w:t xml:space="preserve">R6C2: </w:t>
+            </w:r>
+            <w:r>
               <w:t xml:space="preserve">{</w:t>
             </w:r>
             <w:r>
+              <w:t xml:space="preserve">d</w:t>
+            </w:r>
+            <w:r>
+              <w:t xml:space="preserve">.</w:t>
+            </w:r>
+            <w:r>
               <w:t xml:space="preserve">c</w:t>
             </w:r>
             <w:r>
-              <w:t xml:space="preserve">u</w:t>
-            </w:r>
-            <w:r>
-              <w:t xml:space="preserve">st</w:t>
+              <w:t xml:space="preserve">us</w:t>
+            </w:r>
+            <w:r>
+              <w:t xml:space="preserve">t</w:t>
             </w:r>
             <w:r>
               <w:t xml:space="preserve">o</w:t>
@@ -1406,10 +1449,7 @@
               <w:t xml:space="preserve">e</w:t>
             </w:r>
             <w:r>
-              <w:t xml:space="preserve">r</w:t>
-            </w:r>
-            <w:r>
-              <w:t xml:space="preserve">}}</w:t>
+              <w:t xml:space="preserve">r}</w:t>
             </w:r>
           </w:p>
         </w:tc>
@@ -1419,22 +1459,65 @@
           </w:tcPr>
           <w:p>
             <w:r>
-              <w:t xml:space="preserve">R6C2: </w:t>
+              <w:t xml:space="preserve">R6C3: </w:t>
             </w:r>
             <w:r>
               <w:t xml:space="preserve">{</w:t>
             </w:r>
             <w:r>
+              <w:t xml:space="preserve">d</w:t>
+            </w:r>
+            <w:r>
+              <w:t xml:space="preserve">.</w:t>
+            </w:r>
+            <w:r>
+              <w:t xml:space="preserve">c</w:t>
+            </w:r>
+            <w:r>
+              <w:t xml:space="preserve">us</w:t>
+            </w:r>
+            <w:r>
+              <w:t xml:space="preserve">t</w:t>
+            </w:r>
+            <w:r>
+              <w:t xml:space="preserve">o</w:t>
+            </w:r>
+            <w:r>
+              <w:t xml:space="preserve">m</w:t>
+            </w:r>
+            <w:r>
+              <w:t xml:space="preserve">e</w:t>
+            </w:r>
+            <w:r>
+              <w:t xml:space="preserve">r}</w:t>
+            </w:r>
+          </w:p>
+        </w:tc>
+        <w:tc>
+          <w:tcPr>
+            <w:tcW w:w="2400" w:type="dxa"/>
+          </w:tcPr>
+          <w:p>
+            <w:r>
+              <w:t xml:space="preserve">R6C4: </w:t>
+            </w:r>
+            <w:r>
               <w:t xml:space="preserve">{</w:t>
             </w:r>
             <w:r>
+              <w:t xml:space="preserve">d</w:t>
+            </w:r>
+            <w:r>
+              <w:t xml:space="preserve">.</w:t>
+            </w:r>
+            <w:r>
               <w:t xml:space="preserve">c</w:t>
             </w:r>
             <w:r>
-              <w:t xml:space="preserve">u</w:t>
-            </w:r>
-            <w:r>
-              <w:t xml:space="preserve">st</w:t>
+              <w:t xml:space="preserve">us</w:t>
+            </w:r>
+            <w:r>
+              <w:t xml:space="preserve">t</w:t>
             </w:r>
             <w:r>
               <w:t xml:space="preserve">o</w:t>
@@ -1446,90 +1529,7 @@
               <w:t xml:space="preserve">e</w:t>
             </w:r>
             <w:r>
-              <w:t xml:space="preserve">r</w:t>
-            </w:r>
-            <w:r>
-              <w:t xml:space="preserve">}}</w:t>
-            </w:r>
-          </w:p>
-        </w:tc>
-        <w:tc>
-          <w:tcPr>
-            <w:tcW w:w="2400" w:type="dxa"/>
-          </w:tcPr>
-          <w:p>
-            <w:r>
-              <w:t xml:space="preserve">R6C3: </w:t>
-            </w:r>
-            <w:r>
-              <w:t xml:space="preserve">{</w:t>
-            </w:r>
-            <w:r>
-              <w:t xml:space="preserve">{</w:t>
-            </w:r>
-            <w:r>
-              <w:t xml:space="preserve">c</w:t>
-            </w:r>
-            <w:r>
-              <w:t xml:space="preserve">u</w:t>
-            </w:r>
-            <w:r>
-              <w:t xml:space="preserve">st</w:t>
-            </w:r>
-            <w:r>
-              <w:t xml:space="preserve">o</w:t>
-            </w:r>
-            <w:r>
-              <w:t xml:space="preserve">m</w:t>
-            </w:r>
-            <w:r>
-              <w:t xml:space="preserve">e</w:t>
-            </w:r>
-            <w:r>
-              <w:t xml:space="preserve">r</w:t>
-            </w:r>
-            <w:r>
-              <w:t xml:space="preserve">}}</w:t>
-            </w:r>
-          </w:p>
-        </w:tc>
-        <w:tc>
-          <w:tcPr>
-            <w:tcW w:w="2400" w:type="dxa"/>
-          </w:tcPr>
-          <w:p>
-            <w:r>
-              <w:t xml:space="preserve">R6C4: </w:t>
-            </w:r>
-            <w:r>
-              <w:t xml:space="preserve">{</w:t>
-            </w:r>
-            <w:r>
-              <w:t xml:space="preserve">{</w:t>
-            </w:r>
-            <w:r>
-              <w:t xml:space="preserve">c</w:t>
-            </w:r>
-            <w:r>
-              <w:t xml:space="preserve">u</w:t>
-            </w:r>
-            <w:r>
-              <w:t xml:space="preserve">st</w:t>
-            </w:r>
-            <w:r>
-              <w:t xml:space="preserve">o</w:t>
-            </w:r>
-            <w:r>
-              <w:t xml:space="preserve">m</w:t>
-            </w:r>
-            <w:r>
-              <w:t xml:space="preserve">e</w:t>
-            </w:r>
-            <w:r>
-              <w:t xml:space="preserve">r</w:t>
-            </w:r>
-            <w:r>
-              <w:t xml:space="preserve">}}</w:t>
+              <w:t xml:space="preserve">r}</w:t>
             </w:r>
           </w:p>
         </w:tc>
@@ -1547,16 +1547,59 @@
               <w:t xml:space="preserve">{</w:t>
             </w:r>
             <w:r>
+              <w:t xml:space="preserve">d</w:t>
+            </w:r>
+            <w:r>
+              <w:t xml:space="preserve">.</w:t>
+            </w:r>
+            <w:r>
+              <w:t xml:space="preserve">c</w:t>
+            </w:r>
+            <w:r>
+              <w:t xml:space="preserve">us</w:t>
+            </w:r>
+            <w:r>
+              <w:t xml:space="preserve">t</w:t>
+            </w:r>
+            <w:r>
+              <w:t xml:space="preserve">o</w:t>
+            </w:r>
+            <w:r>
+              <w:t xml:space="preserve">m</w:t>
+            </w:r>
+            <w:r>
+              <w:t xml:space="preserve">e</w:t>
+            </w:r>
+            <w:r>
+              <w:t xml:space="preserve">r}</w:t>
+            </w:r>
+          </w:p>
+        </w:tc>
+        <w:tc>
+          <w:tcPr>
+            <w:tcW w:w="2400" w:type="dxa"/>
+          </w:tcPr>
+          <w:p>
+            <w:r>
+              <w:t xml:space="preserve">R7C2: </w:t>
+            </w:r>
+            <w:r>
               <w:t xml:space="preserve">{</w:t>
             </w:r>
             <w:r>
+              <w:t xml:space="preserve">d</w:t>
+            </w:r>
+            <w:r>
+              <w:t xml:space="preserve">.</w:t>
+            </w:r>
+            <w:r>
               <w:t xml:space="preserve">c</w:t>
             </w:r>
             <w:r>
-              <w:t xml:space="preserve">u</w:t>
-            </w:r>
-            <w:r>
-              <w:t xml:space="preserve">st</w:t>
+              <w:t xml:space="preserve">us</w:t>
+            </w:r>
+            <w:r>
+              <w:t xml:space="preserve">t</w:t>
             </w:r>
             <w:r>
               <w:t xml:space="preserve">o</w:t>
@@ -1568,10 +1611,7 @@
               <w:t xml:space="preserve">e</w:t>
             </w:r>
             <w:r>
-              <w:t xml:space="preserve">r</w:t>
-            </w:r>
-            <w:r>
-              <w:t xml:space="preserve">}}</w:t>
+              <w:t xml:space="preserve">r}</w:t>
             </w:r>
           </w:p>
         </w:tc>
@@ -1581,22 +1621,65 @@
           </w:tcPr>
           <w:p>
             <w:r>
-              <w:t xml:space="preserve">R7C2: </w:t>
+              <w:t xml:space="preserve">R7C3: </w:t>
             </w:r>
             <w:r>
               <w:t xml:space="preserve">{</w:t>
             </w:r>
             <w:r>
+              <w:t xml:space="preserve">d</w:t>
+            </w:r>
+            <w:r>
+              <w:t xml:space="preserve">.</w:t>
+            </w:r>
+            <w:r>
+              <w:t xml:space="preserve">c</w:t>
+            </w:r>
+            <w:r>
+              <w:t xml:space="preserve">us</w:t>
+            </w:r>
+            <w:r>
+              <w:t xml:space="preserve">t</w:t>
+            </w:r>
+            <w:r>
+              <w:t xml:space="preserve">o</w:t>
+            </w:r>
+            <w:r>
+              <w:t xml:space="preserve">m</w:t>
+            </w:r>
+            <w:r>
+              <w:t xml:space="preserve">e</w:t>
+            </w:r>
+            <w:r>
+              <w:t xml:space="preserve">r}</w:t>
+            </w:r>
+          </w:p>
+        </w:tc>
+        <w:tc>
+          <w:tcPr>
+            <w:tcW w:w="2400" w:type="dxa"/>
+          </w:tcPr>
+          <w:p>
+            <w:r>
+              <w:t xml:space="preserve">R7C4: </w:t>
+            </w:r>
+            <w:r>
               <w:t xml:space="preserve">{</w:t>
             </w:r>
             <w:r>
+              <w:t xml:space="preserve">d</w:t>
+            </w:r>
+            <w:r>
+              <w:t xml:space="preserve">.</w:t>
+            </w:r>
+            <w:r>
               <w:t xml:space="preserve">c</w:t>
             </w:r>
             <w:r>
-              <w:t xml:space="preserve">u</w:t>
-            </w:r>
-            <w:r>
-              <w:t xml:space="preserve">st</w:t>
+              <w:t xml:space="preserve">us</w:t>
+            </w:r>
+            <w:r>
+              <w:t xml:space="preserve">t</w:t>
             </w:r>
             <w:r>
               <w:t xml:space="preserve">o</w:t>
@@ -1608,90 +1691,7 @@
               <w:t xml:space="preserve">e</w:t>
             </w:r>
             <w:r>
-              <w:t xml:space="preserve">r</w:t>
-            </w:r>
-            <w:r>
-              <w:t xml:space="preserve">}}</w:t>
-            </w:r>
-          </w:p>
-        </w:tc>
-        <w:tc>
-          <w:tcPr>
-            <w:tcW w:w="2400" w:type="dxa"/>
-          </w:tcPr>
-          <w:p>
-            <w:r>
-              <w:t xml:space="preserve">R7C3: </w:t>
-            </w:r>
-            <w:r>
-              <w:t xml:space="preserve">{</w:t>
-            </w:r>
-            <w:r>
-              <w:t xml:space="preserve">{</w:t>
-            </w:r>
-            <w:r>
-              <w:t xml:space="preserve">c</w:t>
-            </w:r>
-            <w:r>
-              <w:t xml:space="preserve">u</w:t>
-            </w:r>
-            <w:r>
-              <w:t xml:space="preserve">st</w:t>
-            </w:r>
-            <w:r>
-              <w:t xml:space="preserve">o</w:t>
-            </w:r>
-            <w:r>
-              <w:t xml:space="preserve">m</w:t>
-            </w:r>
-            <w:r>
-              <w:t xml:space="preserve">e</w:t>
-            </w:r>
-            <w:r>
-              <w:t xml:space="preserve">r</w:t>
-            </w:r>
-            <w:r>
-              <w:t xml:space="preserve">}}</w:t>
-            </w:r>
-          </w:p>
-        </w:tc>
-        <w:tc>
-          <w:tcPr>
-            <w:tcW w:w="2400" w:type="dxa"/>
-          </w:tcPr>
-          <w:p>
-            <w:r>
-              <w:t xml:space="preserve">R7C4: </w:t>
-            </w:r>
-            <w:r>
-              <w:t xml:space="preserve">{</w:t>
-            </w:r>
-            <w:r>
-              <w:t xml:space="preserve">{</w:t>
-            </w:r>
-            <w:r>
-              <w:t xml:space="preserve">c</w:t>
-            </w:r>
-            <w:r>
-              <w:t xml:space="preserve">u</w:t>
-            </w:r>
-            <w:r>
-              <w:t xml:space="preserve">st</w:t>
-            </w:r>
-            <w:r>
-              <w:t xml:space="preserve">o</w:t>
-            </w:r>
-            <w:r>
-              <w:t xml:space="preserve">m</w:t>
-            </w:r>
-            <w:r>
-              <w:t xml:space="preserve">e</w:t>
-            </w:r>
-            <w:r>
-              <w:t xml:space="preserve">r</w:t>
-            </w:r>
-            <w:r>
-              <w:t xml:space="preserve">}}</w:t>
+              <w:t xml:space="preserve">r}</w:t>
             </w:r>
           </w:p>
         </w:tc>
@@ -1709,16 +1709,59 @@
               <w:t xml:space="preserve">{</w:t>
             </w:r>
             <w:r>
+              <w:t xml:space="preserve">d</w:t>
+            </w:r>
+            <w:r>
+              <w:t xml:space="preserve">.</w:t>
+            </w:r>
+            <w:r>
+              <w:t xml:space="preserve">c</w:t>
+            </w:r>
+            <w:r>
+              <w:t xml:space="preserve">us</w:t>
+            </w:r>
+            <w:r>
+              <w:t xml:space="preserve">t</w:t>
+            </w:r>
+            <w:r>
+              <w:t xml:space="preserve">o</w:t>
+            </w:r>
+            <w:r>
+              <w:t xml:space="preserve">m</w:t>
+            </w:r>
+            <w:r>
+              <w:t xml:space="preserve">e</w:t>
+            </w:r>
+            <w:r>
+              <w:t xml:space="preserve">r}</w:t>
+            </w:r>
+          </w:p>
+        </w:tc>
+        <w:tc>
+          <w:tcPr>
+            <w:tcW w:w="2400" w:type="dxa"/>
+          </w:tcPr>
+          <w:p>
+            <w:r>
+              <w:t xml:space="preserve">R8C2: </w:t>
+            </w:r>
+            <w:r>
               <w:t xml:space="preserve">{</w:t>
             </w:r>
             <w:r>
+              <w:t xml:space="preserve">d</w:t>
+            </w:r>
+            <w:r>
+              <w:t xml:space="preserve">.</w:t>
+            </w:r>
+            <w:r>
               <w:t xml:space="preserve">c</w:t>
             </w:r>
             <w:r>
-              <w:t xml:space="preserve">u</w:t>
-            </w:r>
-            <w:r>
-              <w:t xml:space="preserve">st</w:t>
+              <w:t xml:space="preserve">us</w:t>
+            </w:r>
+            <w:r>
+              <w:t xml:space="preserve">t</w:t>
             </w:r>
             <w:r>
               <w:t xml:space="preserve">o</w:t>
@@ -1730,10 +1773,7 @@
               <w:t xml:space="preserve">e</w:t>
             </w:r>
             <w:r>
-              <w:t xml:space="preserve">r</w:t>
-            </w:r>
-            <w:r>
-              <w:t xml:space="preserve">}}</w:t>
+              <w:t xml:space="preserve">r}</w:t>
             </w:r>
           </w:p>
         </w:tc>
@@ -1743,22 +1783,65 @@
           </w:tcPr>
           <w:p>
             <w:r>
-              <w:t xml:space="preserve">R8C2: </w:t>
+              <w:t xml:space="preserve">R8C3: </w:t>
             </w:r>
             <w:r>
               <w:t xml:space="preserve">{</w:t>
             </w:r>
             <w:r>
+              <w:t xml:space="preserve">d</w:t>
+            </w:r>
+            <w:r>
+              <w:t xml:space="preserve">.</w:t>
+            </w:r>
+            <w:r>
+              <w:t xml:space="preserve">c</w:t>
+            </w:r>
+            <w:r>
+              <w:t xml:space="preserve">us</w:t>
+            </w:r>
+            <w:r>
+              <w:t xml:space="preserve">t</w:t>
+            </w:r>
+            <w:r>
+              <w:t xml:space="preserve">o</w:t>
+            </w:r>
+            <w:r>
+              <w:t xml:space="preserve">m</w:t>
+            </w:r>
+            <w:r>
+              <w:t xml:space="preserve">e</w:t>
+            </w:r>
+            <w:r>
+              <w:t xml:space="preserve">r}</w:t>
+            </w:r>
+          </w:p>
+        </w:tc>
+        <w:tc>
+          <w:tcPr>
+            <w:tcW w:w="2400" w:type="dxa"/>
+          </w:tcPr>
+          <w:p>
+            <w:r>
+              <w:t xml:space="preserve">R8C4: </w:t>
+            </w:r>
+            <w:r>
               <w:t xml:space="preserve">{</w:t>
             </w:r>
             <w:r>
+              <w:t xml:space="preserve">d</w:t>
+            </w:r>
+            <w:r>
+              <w:t xml:space="preserve">.</w:t>
+            </w:r>
+            <w:r>
               <w:t xml:space="preserve">c</w:t>
             </w:r>
             <w:r>
-              <w:t xml:space="preserve">u</w:t>
-            </w:r>
-            <w:r>
-              <w:t xml:space="preserve">st</w:t>
+              <w:t xml:space="preserve">us</w:t>
+            </w:r>
+            <w:r>
+              <w:t xml:space="preserve">t</w:t>
             </w:r>
             <w:r>
               <w:t xml:space="preserve">o</w:t>
@@ -1770,90 +1853,7 @@
               <w:t xml:space="preserve">e</w:t>
             </w:r>
             <w:r>
-              <w:t xml:space="preserve">r</w:t>
-            </w:r>
-            <w:r>
-              <w:t xml:space="preserve">}}</w:t>
-            </w:r>
-          </w:p>
-        </w:tc>
-        <w:tc>
-          <w:tcPr>
-            <w:tcW w:w="2400" w:type="dxa"/>
-          </w:tcPr>
-          <w:p>
-            <w:r>
-              <w:t xml:space="preserve">R8C3: </w:t>
-            </w:r>
-            <w:r>
-              <w:t xml:space="preserve">{</w:t>
-            </w:r>
-            <w:r>
-              <w:t xml:space="preserve">{</w:t>
-            </w:r>
-            <w:r>
-              <w:t xml:space="preserve">c</w:t>
-            </w:r>
-            <w:r>
-              <w:t xml:space="preserve">u</w:t>
-            </w:r>
-            <w:r>
-              <w:t xml:space="preserve">st</w:t>
-            </w:r>
-            <w:r>
-              <w:t xml:space="preserve">o</w:t>
-            </w:r>
-            <w:r>
-              <w:t xml:space="preserve">m</w:t>
-            </w:r>
-            <w:r>
-              <w:t xml:space="preserve">e</w:t>
-            </w:r>
-            <w:r>
-              <w:t xml:space="preserve">r</w:t>
-            </w:r>
-            <w:r>
-              <w:t xml:space="preserve">}}</w:t>
-            </w:r>
-          </w:p>
-        </w:tc>
-        <w:tc>
-          <w:tcPr>
-            <w:tcW w:w="2400" w:type="dxa"/>
-          </w:tcPr>
-          <w:p>
-            <w:r>
-              <w:t xml:space="preserve">R8C4: </w:t>
-            </w:r>
-            <w:r>
-              <w:t xml:space="preserve">{</w:t>
-            </w:r>
-            <w:r>
-              <w:t xml:space="preserve">{</w:t>
-            </w:r>
-            <w:r>
-              <w:t xml:space="preserve">c</w:t>
-            </w:r>
-            <w:r>
-              <w:t xml:space="preserve">u</w:t>
-            </w:r>
-            <w:r>
-              <w:t xml:space="preserve">st</w:t>
-            </w:r>
-            <w:r>
-              <w:t xml:space="preserve">o</w:t>
-            </w:r>
-            <w:r>
-              <w:t xml:space="preserve">m</w:t>
-            </w:r>
-            <w:r>
-              <w:t xml:space="preserve">e</w:t>
-            </w:r>
-            <w:r>
-              <w:t xml:space="preserve">r</w:t>
-            </w:r>
-            <w:r>
-              <w:t xml:space="preserve">}}</w:t>
+              <w:t xml:space="preserve">r}</w:t>
             </w:r>
           </w:p>
         </w:tc>
@@ -1871,16 +1871,59 @@
               <w:t xml:space="preserve">{</w:t>
             </w:r>
             <w:r>
+              <w:t xml:space="preserve">d</w:t>
+            </w:r>
+            <w:r>
+              <w:t xml:space="preserve">.</w:t>
+            </w:r>
+            <w:r>
+              <w:t xml:space="preserve">c</w:t>
+            </w:r>
+            <w:r>
+              <w:t xml:space="preserve">us</w:t>
+            </w:r>
+            <w:r>
+              <w:t xml:space="preserve">t</w:t>
+            </w:r>
+            <w:r>
+              <w:t xml:space="preserve">o</w:t>
+            </w:r>
+            <w:r>
+              <w:t xml:space="preserve">m</w:t>
+            </w:r>
+            <w:r>
+              <w:t xml:space="preserve">e</w:t>
+            </w:r>
+            <w:r>
+              <w:t xml:space="preserve">r}</w:t>
+            </w:r>
+          </w:p>
+        </w:tc>
+        <w:tc>
+          <w:tcPr>
+            <w:tcW w:w="2400" w:type="dxa"/>
+          </w:tcPr>
+          <w:p>
+            <w:r>
+              <w:t xml:space="preserve">R9C2: </w:t>
+            </w:r>
+            <w:r>
               <w:t xml:space="preserve">{</w:t>
             </w:r>
             <w:r>
+              <w:t xml:space="preserve">d</w:t>
+            </w:r>
+            <w:r>
+              <w:t xml:space="preserve">.</w:t>
+            </w:r>
+            <w:r>
               <w:t xml:space="preserve">c</w:t>
             </w:r>
             <w:r>
-              <w:t xml:space="preserve">u</w:t>
-            </w:r>
-            <w:r>
-              <w:t xml:space="preserve">st</w:t>
+              <w:t xml:space="preserve">us</w:t>
+            </w:r>
+            <w:r>
+              <w:t xml:space="preserve">t</w:t>
             </w:r>
             <w:r>
               <w:t xml:space="preserve">o</w:t>
@@ -1892,10 +1935,7 @@
               <w:t xml:space="preserve">e</w:t>
             </w:r>
             <w:r>
-              <w:t xml:space="preserve">r</w:t>
-            </w:r>
-            <w:r>
-              <w:t xml:space="preserve">}}</w:t>
+              <w:t xml:space="preserve">r}</w:t>
             </w:r>
           </w:p>
         </w:tc>
@@ -1905,22 +1945,65 @@
           </w:tcPr>
           <w:p>
             <w:r>
-              <w:t xml:space="preserve">R9C2: </w:t>
+              <w:t xml:space="preserve">R9C3: </w:t>
             </w:r>
             <w:r>
               <w:t xml:space="preserve">{</w:t>
             </w:r>
             <w:r>
+              <w:t xml:space="preserve">d</w:t>
+            </w:r>
+            <w:r>
+              <w:t xml:space="preserve">.</w:t>
+            </w:r>
+            <w:r>
+              <w:t xml:space="preserve">c</w:t>
+            </w:r>
+            <w:r>
+              <w:t xml:space="preserve">us</w:t>
+            </w:r>
+            <w:r>
+              <w:t xml:space="preserve">t</w:t>
+            </w:r>
+            <w:r>
+              <w:t xml:space="preserve">o</w:t>
+            </w:r>
+            <w:r>
+              <w:t xml:space="preserve">m</w:t>
+            </w:r>
+            <w:r>
+              <w:t xml:space="preserve">e</w:t>
+            </w:r>
+            <w:r>
+              <w:t xml:space="preserve">r}</w:t>
+            </w:r>
+          </w:p>
+        </w:tc>
+        <w:tc>
+          <w:tcPr>
+            <w:tcW w:w="2400" w:type="dxa"/>
+          </w:tcPr>
+          <w:p>
+            <w:r>
+              <w:t xml:space="preserve">R9C4: </w:t>
+            </w:r>
+            <w:r>
               <w:t xml:space="preserve">{</w:t>
             </w:r>
             <w:r>
+              <w:t xml:space="preserve">d</w:t>
+            </w:r>
+            <w:r>
+              <w:t xml:space="preserve">.</w:t>
+            </w:r>
+            <w:r>
               <w:t xml:space="preserve">c</w:t>
             </w:r>
             <w:r>
-              <w:t xml:space="preserve">u</w:t>
-            </w:r>
-            <w:r>
-              <w:t xml:space="preserve">st</w:t>
+              <w:t xml:space="preserve">us</w:t>
+            </w:r>
+            <w:r>
+              <w:t xml:space="preserve">t</w:t>
             </w:r>
             <w:r>
               <w:t xml:space="preserve">o</w:t>
@@ -1932,90 +2015,7 @@
               <w:t xml:space="preserve">e</w:t>
             </w:r>
             <w:r>
-              <w:t xml:space="preserve">r</w:t>
-            </w:r>
-            <w:r>
-              <w:t xml:space="preserve">}}</w:t>
-            </w:r>
-          </w:p>
-        </w:tc>
-        <w:tc>
-          <w:tcPr>
-            <w:tcW w:w="2400" w:type="dxa"/>
-          </w:tcPr>
-          <w:p>
-            <w:r>
-              <w:t xml:space="preserve">R9C3: </w:t>
-            </w:r>
-            <w:r>
-              <w:t xml:space="preserve">{</w:t>
-            </w:r>
-            <w:r>
-              <w:t xml:space="preserve">{</w:t>
-            </w:r>
-            <w:r>
-              <w:t xml:space="preserve">c</w:t>
-            </w:r>
-            <w:r>
-              <w:t xml:space="preserve">u</w:t>
-            </w:r>
-            <w:r>
-              <w:t xml:space="preserve">st</w:t>
-            </w:r>
-            <w:r>
-              <w:t xml:space="preserve">o</w:t>
-            </w:r>
-            <w:r>
-              <w:t xml:space="preserve">m</w:t>
-            </w:r>
-            <w:r>
-              <w:t xml:space="preserve">e</w:t>
-            </w:r>
-            <w:r>
-              <w:t xml:space="preserve">r</w:t>
-            </w:r>
-            <w:r>
-              <w:t xml:space="preserve">}}</w:t>
-            </w:r>
-          </w:p>
-        </w:tc>
-        <w:tc>
-          <w:tcPr>
-            <w:tcW w:w="2400" w:type="dxa"/>
-          </w:tcPr>
-          <w:p>
-            <w:r>
-              <w:t xml:space="preserve">R9C4: </w:t>
-            </w:r>
-            <w:r>
-              <w:t xml:space="preserve">{</w:t>
-            </w:r>
-            <w:r>
-              <w:t xml:space="preserve">{</w:t>
-            </w:r>
-            <w:r>
-              <w:t xml:space="preserve">c</w:t>
-            </w:r>
-            <w:r>
-              <w:t xml:space="preserve">u</w:t>
-            </w:r>
-            <w:r>
-              <w:t xml:space="preserve">st</w:t>
-            </w:r>
-            <w:r>
-              <w:t xml:space="preserve">o</w:t>
-            </w:r>
-            <w:r>
-              <w:t xml:space="preserve">m</w:t>
-            </w:r>
-            <w:r>
-              <w:t xml:space="preserve">e</w:t>
-            </w:r>
-            <w:r>
-              <w:t xml:space="preserve">r</w:t>
-            </w:r>
-            <w:r>
-              <w:t xml:space="preserve">}}</w:t>
+              <w:t xml:space="preserve">r}</w:t>
             </w:r>
           </w:p>
         </w:tc>
@@ -2033,16 +2033,59 @@
               <w:t xml:space="preserve">{</w:t>
             </w:r>
             <w:r>
+              <w:t xml:space="preserve">d</w:t>
+            </w:r>
+            <w:r>
+              <w:t xml:space="preserve">.</w:t>
+            </w:r>
+            <w:r>
+              <w:t xml:space="preserve">c</w:t>
+            </w:r>
+            <w:r>
+              <w:t xml:space="preserve">us</w:t>
+            </w:r>
+            <w:r>
+              <w:t xml:space="preserve">t</w:t>
+            </w:r>
+            <w:r>
+              <w:t xml:space="preserve">o</w:t>
+            </w:r>
+            <w:r>
+              <w:t xml:space="preserve">m</w:t>
+            </w:r>
+            <w:r>
+              <w:t xml:space="preserve">e</w:t>
+            </w:r>
+            <w:r>
+              <w:t xml:space="preserve">r}</w:t>
+            </w:r>
+          </w:p>
+        </w:tc>
+        <w:tc>
+          <w:tcPr>
+            <w:tcW w:w="2400" w:type="dxa"/>
+          </w:tcPr>
+          <w:p>
+            <w:r>
+              <w:t xml:space="preserve">R10C2: </w:t>
+            </w:r>
+            <w:r>
               <w:t xml:space="preserve">{</w:t>
             </w:r>
             <w:r>
+              <w:t xml:space="preserve">d</w:t>
+            </w:r>
+            <w:r>
+              <w:t xml:space="preserve">.</w:t>
+            </w:r>
+            <w:r>
               <w:t xml:space="preserve">c</w:t>
             </w:r>
             <w:r>
-              <w:t xml:space="preserve">u</w:t>
-            </w:r>
-            <w:r>
-              <w:t xml:space="preserve">st</w:t>
+              <w:t xml:space="preserve">us</w:t>
+            </w:r>
+            <w:r>
+              <w:t xml:space="preserve">t</w:t>
             </w:r>
             <w:r>
               <w:t xml:space="preserve">o</w:t>
@@ -2054,10 +2097,7 @@
               <w:t xml:space="preserve">e</w:t>
             </w:r>
             <w:r>
-              <w:t xml:space="preserve">r</w:t>
-            </w:r>
-            <w:r>
-              <w:t xml:space="preserve">}}</w:t>
+              <w:t xml:space="preserve">r}</w:t>
             </w:r>
           </w:p>
         </w:tc>
@@ -2067,22 +2107,65 @@
           </w:tcPr>
           <w:p>
             <w:r>
-              <w:t xml:space="preserve">R10C2: </w:t>
+              <w:t xml:space="preserve">R10C3: </w:t>
             </w:r>
             <w:r>
               <w:t xml:space="preserve">{</w:t>
             </w:r>
             <w:r>
+              <w:t xml:space="preserve">d</w:t>
+            </w:r>
+            <w:r>
+              <w:t xml:space="preserve">.</w:t>
+            </w:r>
+            <w:r>
+              <w:t xml:space="preserve">c</w:t>
+            </w:r>
+            <w:r>
+              <w:t xml:space="preserve">us</w:t>
+            </w:r>
+            <w:r>
+              <w:t xml:space="preserve">t</w:t>
+            </w:r>
+            <w:r>
+              <w:t xml:space="preserve">o</w:t>
+            </w:r>
+            <w:r>
+              <w:t xml:space="preserve">m</w:t>
+            </w:r>
+            <w:r>
+              <w:t xml:space="preserve">e</w:t>
+            </w:r>
+            <w:r>
+              <w:t xml:space="preserve">r}</w:t>
+            </w:r>
+          </w:p>
+        </w:tc>
+        <w:tc>
+          <w:tcPr>
+            <w:tcW w:w="2400" w:type="dxa"/>
+          </w:tcPr>
+          <w:p>
+            <w:r>
+              <w:t xml:space="preserve">R10C4: </w:t>
+            </w:r>
+            <w:r>
               <w:t xml:space="preserve">{</w:t>
             </w:r>
             <w:r>
+              <w:t xml:space="preserve">d</w:t>
+            </w:r>
+            <w:r>
+              <w:t xml:space="preserve">.</w:t>
+            </w:r>
+            <w:r>
               <w:t xml:space="preserve">c</w:t>
             </w:r>
             <w:r>
-              <w:t xml:space="preserve">u</w:t>
-            </w:r>
-            <w:r>
-              <w:t xml:space="preserve">st</w:t>
+              <w:t xml:space="preserve">us</w:t>
+            </w:r>
+            <w:r>
+              <w:t xml:space="preserve">t</w:t>
             </w:r>
             <w:r>
               <w:t xml:space="preserve">o</w:t>
@@ -2094,90 +2177,7 @@
               <w:t xml:space="preserve">e</w:t>
             </w:r>
             <w:r>
-              <w:t xml:space="preserve">r</w:t>
-            </w:r>
-            <w:r>
-              <w:t xml:space="preserve">}}</w:t>
-            </w:r>
-          </w:p>
-        </w:tc>
-        <w:tc>
-          <w:tcPr>
-            <w:tcW w:w="2400" w:type="dxa"/>
-          </w:tcPr>
-          <w:p>
-            <w:r>
-              <w:t xml:space="preserve">R10C3: </w:t>
-            </w:r>
-            <w:r>
-              <w:t xml:space="preserve">{</w:t>
-            </w:r>
-            <w:r>
-              <w:t xml:space="preserve">{</w:t>
-            </w:r>
-            <w:r>
-              <w:t xml:space="preserve">c</w:t>
-            </w:r>
-            <w:r>
-              <w:t xml:space="preserve">u</w:t>
-            </w:r>
-            <w:r>
-              <w:t xml:space="preserve">st</w:t>
-            </w:r>
-            <w:r>
-              <w:t xml:space="preserve">o</w:t>
-            </w:r>
-            <w:r>
-              <w:t xml:space="preserve">m</w:t>
-            </w:r>
-            <w:r>
-              <w:t xml:space="preserve">e</w:t>
-            </w:r>
-            <w:r>
-              <w:t xml:space="preserve">r</w:t>
-            </w:r>
-            <w:r>
-              <w:t xml:space="preserve">}}</w:t>
-            </w:r>
-          </w:p>
-        </w:tc>
-        <w:tc>
-          <w:tcPr>
-            <w:tcW w:w="2400" w:type="dxa"/>
-          </w:tcPr>
-          <w:p>
-            <w:r>
-              <w:t xml:space="preserve">R10C4: </w:t>
-            </w:r>
-            <w:r>
-              <w:t xml:space="preserve">{</w:t>
-            </w:r>
-            <w:r>
-              <w:t xml:space="preserve">{</w:t>
-            </w:r>
-            <w:r>
-              <w:t xml:space="preserve">c</w:t>
-            </w:r>
-            <w:r>
-              <w:t xml:space="preserve">u</w:t>
-            </w:r>
-            <w:r>
-              <w:t xml:space="preserve">st</w:t>
-            </w:r>
-            <w:r>
-              <w:t xml:space="preserve">o</w:t>
-            </w:r>
-            <w:r>
-              <w:t xml:space="preserve">m</w:t>
-            </w:r>
-            <w:r>
-              <w:t xml:space="preserve">e</w:t>
-            </w:r>
-            <w:r>
-              <w:t xml:space="preserve">r</w:t>
-            </w:r>
-            <w:r>
-              <w:t xml:space="preserve">}}</w:t>
+              <w:t xml:space="preserve">r}</w:t>
             </w:r>
           </w:p>
         </w:tc>
@@ -2196,7 +2196,13 @@
           <w:rPr>
             <w:b/>
           </w:rPr>
-          <w:t xml:space="preserve">{</w:t>
+          <w:t xml:space="preserve">d</w:t>
+        </w:r>
+        <w:r>
+          <w:rPr>
+            <w:b/>
+          </w:rPr>
+          <w:t xml:space="preserve">.</w:t>
         </w:r>
         <w:r>
           <w:rPr>
@@ -2208,13 +2214,13 @@
           <w:rPr>
             <w:b/>
           </w:rPr>
-          <w:t xml:space="preserve">u</w:t>
-        </w:r>
-        <w:r>
-          <w:rPr>
-            <w:b/>
-          </w:rPr>
-          <w:t xml:space="preserve">st</w:t>
+          <w:t xml:space="preserve">us</w:t>
+        </w:r>
+        <w:r>
+          <w:rPr>
+            <w:b/>
+          </w:rPr>
+          <w:t xml:space="preserve">t</w:t>
         </w:r>
         <w:r>
           <w:rPr>
@@ -2238,13 +2244,7 @@
           <w:rPr>
             <w:b/>
           </w:rPr>
-          <w:t xml:space="preserve">r</w:t>
-        </w:r>
-        <w:r>
-          <w:rPr>
-            <w:b/>
-          </w:rPr>
-          <w:t xml:space="preserve">}}</w:t>
+          <w:t xml:space="preserve">r}</w:t>
         </w:r>
       </w:hyperlink>
       <w:bookmarkEnd w:id="0"/>
@@ -2259,7 +2259,10 @@
             <w:t xml:space="preserve">{</w:t>
           </w:r>
           <w:r>
-            <w:t xml:space="preserve">{</w:t>
+            <w:t xml:space="preserve">d</w:t>
+          </w:r>
+          <w:r>
+            <w:t xml:space="preserve">.</w:t>
           </w:r>
           <w:r>
             <w:t xml:space="preserve">t</w:t>
@@ -2275,9 +2278,6 @@
           </w:r>
           <w:r>
             <w:t xml:space="preserve">e</w:t>
-          </w:r>
-          <w:r>
-            <w:t xml:space="preserve">}</w:t>
           </w:r>
           <w:r>
             <w:t xml:space="preserve">}</w:t>
@@ -2298,7 +2298,13 @@
           <w:rPr>
             <w:b/>
           </w:rPr>
-          <w:t xml:space="preserve">{</w:t>
+          <w:t xml:space="preserve">d</w:t>
+        </w:r>
+        <w:r>
+          <w:rPr>
+            <w:b/>
+          </w:rPr>
+          <w:t xml:space="preserve">.</w:t>
         </w:r>
         <w:r>
           <w:rPr>
@@ -2310,13 +2316,13 @@
           <w:rPr>
             <w:b/>
           </w:rPr>
-          <w:t xml:space="preserve">u</w:t>
-        </w:r>
-        <w:r>
-          <w:rPr>
-            <w:b/>
-          </w:rPr>
-          <w:t xml:space="preserve">st</w:t>
+          <w:t xml:space="preserve">us</w:t>
+        </w:r>
+        <w:r>
+          <w:rPr>
+            <w:b/>
+          </w:rPr>
+          <w:t xml:space="preserve">t</w:t>
         </w:r>
         <w:r>
           <w:rPr>
@@ -2340,13 +2346,7 @@
           <w:rPr>
             <w:b/>
           </w:rPr>
-          <w:t xml:space="preserve">r</w:t>
-        </w:r>
-        <w:r>
-          <w:rPr>
-            <w:b/>
-          </w:rPr>
-          <w:t xml:space="preserve">}}</w:t>
+          <w:t xml:space="preserve">r}</w:t>
         </w:r>
       </w:hyperlink>
       <w:bookmarkEnd w:id="1"/>
@@ -2361,7 +2361,10 @@
             <w:t xml:space="preserve">{</w:t>
           </w:r>
           <w:r>
-            <w:t xml:space="preserve">{</w:t>
+            <w:t xml:space="preserve">d</w:t>
+          </w:r>
+          <w:r>
+            <w:t xml:space="preserve">.</w:t>
           </w:r>
           <w:r>
             <w:t xml:space="preserve">t</w:t>
@@ -2377,9 +2380,6 @@
           </w:r>
           <w:r>
             <w:t xml:space="preserve">e</w:t>
-          </w:r>
-          <w:r>
-            <w:t xml:space="preserve">}</w:t>
           </w:r>
           <w:r>
             <w:t xml:space="preserve">}</w:t>
@@ -2400,7 +2400,13 @@
           <w:rPr>
             <w:b/>
           </w:rPr>
-          <w:t xml:space="preserve">{</w:t>
+          <w:t xml:space="preserve">d</w:t>
+        </w:r>
+        <w:r>
+          <w:rPr>
+            <w:b/>
+          </w:rPr>
+          <w:t xml:space="preserve">.</w:t>
         </w:r>
         <w:r>
           <w:rPr>
@@ -2412,13 +2418,13 @@
           <w:rPr>
             <w:b/>
           </w:rPr>
-          <w:t xml:space="preserve">u</w:t>
-        </w:r>
-        <w:r>
-          <w:rPr>
-            <w:b/>
-          </w:rPr>
-          <w:t xml:space="preserve">st</w:t>
+          <w:t xml:space="preserve">us</w:t>
+        </w:r>
+        <w:r>
+          <w:rPr>
+            <w:b/>
+          </w:rPr>
+          <w:t xml:space="preserve">t</w:t>
         </w:r>
         <w:r>
           <w:rPr>
@@ -2442,13 +2448,7 @@
           <w:rPr>
             <w:b/>
           </w:rPr>
-          <w:t xml:space="preserve">r</w:t>
-        </w:r>
-        <w:r>
-          <w:rPr>
-            <w:b/>
-          </w:rPr>
-          <w:t xml:space="preserve">}}</w:t>
+          <w:t xml:space="preserve">r}</w:t>
         </w:r>
       </w:hyperlink>
       <w:bookmarkEnd w:id="2"/>
@@ -2463,7 +2463,10 @@
             <w:t xml:space="preserve">{</w:t>
           </w:r>
           <w:r>
-            <w:t xml:space="preserve">{</w:t>
+            <w:t xml:space="preserve">d</w:t>
+          </w:r>
+          <w:r>
+            <w:t xml:space="preserve">.</w:t>
           </w:r>
           <w:r>
             <w:t xml:space="preserve">t</w:t>
@@ -2479,9 +2482,6 @@
           </w:r>
           <w:r>
             <w:t xml:space="preserve">e</w:t>
-          </w:r>
-          <w:r>
-            <w:t xml:space="preserve">}</w:t>
           </w:r>
           <w:r>
             <w:t xml:space="preserve">}</w:t>
@@ -2502,7 +2502,13 @@
           <w:rPr>
             <w:b/>
           </w:rPr>
-          <w:t xml:space="preserve">{</w:t>
+          <w:t xml:space="preserve">d</w:t>
+        </w:r>
+        <w:r>
+          <w:rPr>
+            <w:b/>
+          </w:rPr>
+          <w:t xml:space="preserve">.</w:t>
         </w:r>
         <w:r>
           <w:rPr>
@@ -2514,13 +2520,13 @@
           <w:rPr>
             <w:b/>
           </w:rPr>
-          <w:t xml:space="preserve">u</w:t>
-        </w:r>
-        <w:r>
-          <w:rPr>
-            <w:b/>
-          </w:rPr>
-          <w:t xml:space="preserve">st</w:t>
+          <w:t xml:space="preserve">us</w:t>
+        </w:r>
+        <w:r>
+          <w:rPr>
+            <w:b/>
+          </w:rPr>
+          <w:t xml:space="preserve">t</w:t>
         </w:r>
         <w:r>
           <w:rPr>
@@ -2544,13 +2550,7 @@
           <w:rPr>
             <w:b/>
           </w:rPr>
-          <w:t xml:space="preserve">r</w:t>
-        </w:r>
-        <w:r>
-          <w:rPr>
-            <w:b/>
-          </w:rPr>
-          <w:t xml:space="preserve">}}</w:t>
+          <w:t xml:space="preserve">r}</w:t>
         </w:r>
       </w:hyperlink>
       <w:bookmarkEnd w:id="3"/>
@@ -2565,7 +2565,10 @@
             <w:t xml:space="preserve">{</w:t>
           </w:r>
           <w:r>
-            <w:t xml:space="preserve">{</w:t>
+            <w:t xml:space="preserve">d</w:t>
+          </w:r>
+          <w:r>
+            <w:t xml:space="preserve">.</w:t>
           </w:r>
           <w:r>
             <w:t xml:space="preserve">t</w:t>
@@ -2581,9 +2584,6 @@
           </w:r>
           <w:r>
             <w:t xml:space="preserve">e</w:t>
-          </w:r>
-          <w:r>
-            <w:t xml:space="preserve">}</w:t>
           </w:r>
           <w:r>
             <w:t xml:space="preserve">}</w:t>
@@ -2604,7 +2604,13 @@
           <w:rPr>
             <w:b/>
           </w:rPr>
-          <w:t xml:space="preserve">{</w:t>
+          <w:t xml:space="preserve">d</w:t>
+        </w:r>
+        <w:r>
+          <w:rPr>
+            <w:b/>
+          </w:rPr>
+          <w:t xml:space="preserve">.</w:t>
         </w:r>
         <w:r>
           <w:rPr>
@@ -2616,13 +2622,13 @@
           <w:rPr>
             <w:b/>
           </w:rPr>
-          <w:t xml:space="preserve">u</w:t>
-        </w:r>
-        <w:r>
-          <w:rPr>
-            <w:b/>
-          </w:rPr>
-          <w:t xml:space="preserve">st</w:t>
+          <w:t xml:space="preserve">us</w:t>
+        </w:r>
+        <w:r>
+          <w:rPr>
+            <w:b/>
+          </w:rPr>
+          <w:t xml:space="preserve">t</w:t>
         </w:r>
         <w:r>
           <w:rPr>
@@ -2646,13 +2652,7 @@
           <w:rPr>
             <w:b/>
           </w:rPr>
-          <w:t xml:space="preserve">r</w:t>
-        </w:r>
-        <w:r>
-          <w:rPr>
-            <w:b/>
-          </w:rPr>
-          <w:t xml:space="preserve">}}</w:t>
+          <w:t xml:space="preserve">r}</w:t>
         </w:r>
       </w:hyperlink>
       <w:bookmarkEnd w:id="4"/>
@@ -2667,7 +2667,10 @@
             <w:t xml:space="preserve">{</w:t>
           </w:r>
           <w:r>
-            <w:t xml:space="preserve">{</w:t>
+            <w:t xml:space="preserve">d</w:t>
+          </w:r>
+          <w:r>
+            <w:t xml:space="preserve">.</w:t>
           </w:r>
           <w:r>
             <w:t xml:space="preserve">t</w:t>
@@ -2683,9 +2686,6 @@
           </w:r>
           <w:r>
             <w:t xml:space="preserve">e</w:t>
-          </w:r>
-          <w:r>
-            <w:t xml:space="preserve">}</w:t>
           </w:r>
           <w:r>
             <w:t xml:space="preserve">}</w:t>
@@ -2706,7 +2706,13 @@
           <w:rPr>
             <w:b/>
           </w:rPr>
-          <w:t xml:space="preserve">{</w:t>
+          <w:t xml:space="preserve">d</w:t>
+        </w:r>
+        <w:r>
+          <w:rPr>
+            <w:b/>
+          </w:rPr>
+          <w:t xml:space="preserve">.</w:t>
         </w:r>
         <w:r>
           <w:rPr>
@@ -2718,13 +2724,13 @@
           <w:rPr>
             <w:b/>
           </w:rPr>
-          <w:t xml:space="preserve">u</w:t>
-        </w:r>
-        <w:r>
-          <w:rPr>
-            <w:b/>
-          </w:rPr>
-          <w:t xml:space="preserve">st</w:t>
+          <w:t xml:space="preserve">us</w:t>
+        </w:r>
+        <w:r>
+          <w:rPr>
+            <w:b/>
+          </w:rPr>
+          <w:t xml:space="preserve">t</w:t>
         </w:r>
         <w:r>
           <w:rPr>
@@ -2748,13 +2754,7 @@
           <w:rPr>
             <w:b/>
           </w:rPr>
-          <w:t xml:space="preserve">r</w:t>
-        </w:r>
-        <w:r>
-          <w:rPr>
-            <w:b/>
-          </w:rPr>
-          <w:t xml:space="preserve">}}</w:t>
+          <w:t xml:space="preserve">r}</w:t>
         </w:r>
       </w:hyperlink>
       <w:bookmarkEnd w:id="5"/>
@@ -2769,7 +2769,10 @@
             <w:t xml:space="preserve">{</w:t>
           </w:r>
           <w:r>
-            <w:t xml:space="preserve">{</w:t>
+            <w:t xml:space="preserve">d</w:t>
+          </w:r>
+          <w:r>
+            <w:t xml:space="preserve">.</w:t>
           </w:r>
           <w:r>
             <w:t xml:space="preserve">t</w:t>
@@ -2785,9 +2788,6 @@
           </w:r>
           <w:r>
             <w:t xml:space="preserve">e</w:t>
-          </w:r>
-          <w:r>
-            <w:t xml:space="preserve">}</w:t>
           </w:r>
           <w:r>
             <w:t xml:space="preserve">}</w:t>
@@ -2808,7 +2808,13 @@
           <w:rPr>
             <w:b/>
           </w:rPr>
-          <w:t xml:space="preserve">{</w:t>
+          <w:t xml:space="preserve">d</w:t>
+        </w:r>
+        <w:r>
+          <w:rPr>
+            <w:b/>
+          </w:rPr>
+          <w:t xml:space="preserve">.</w:t>
         </w:r>
         <w:r>
           <w:rPr>
@@ -2820,13 +2826,13 @@
           <w:rPr>
             <w:b/>
           </w:rPr>
-          <w:t xml:space="preserve">u</w:t>
-        </w:r>
-        <w:r>
-          <w:rPr>
-            <w:b/>
-          </w:rPr>
-          <w:t xml:space="preserve">st</w:t>
+          <w:t xml:space="preserve">us</w:t>
+        </w:r>
+        <w:r>
+          <w:rPr>
+            <w:b/>
+          </w:rPr>
+          <w:t xml:space="preserve">t</w:t>
         </w:r>
         <w:r>
           <w:rPr>
@@ -2850,13 +2856,7 @@
           <w:rPr>
             <w:b/>
           </w:rPr>
-          <w:t xml:space="preserve">r</w:t>
-        </w:r>
-        <w:r>
-          <w:rPr>
-            <w:b/>
-          </w:rPr>
-          <w:t xml:space="preserve">}}</w:t>
+          <w:t xml:space="preserve">r}</w:t>
         </w:r>
       </w:hyperlink>
       <w:bookmarkEnd w:id="6"/>
@@ -2871,7 +2871,10 @@
             <w:t xml:space="preserve">{</w:t>
           </w:r>
           <w:r>
-            <w:t xml:space="preserve">{</w:t>
+            <w:t xml:space="preserve">d</w:t>
+          </w:r>
+          <w:r>
+            <w:t xml:space="preserve">.</w:t>
           </w:r>
           <w:r>
             <w:t xml:space="preserve">t</w:t>
@@ -2887,9 +2890,6 @@
           </w:r>
           <w:r>
             <w:t xml:space="preserve">e</w:t>
-          </w:r>
-          <w:r>
-            <w:t xml:space="preserve">}</w:t>
           </w:r>
           <w:r>
             <w:t xml:space="preserve">}</w:t>
@@ -2910,7 +2910,13 @@
           <w:rPr>
             <w:b/>
           </w:rPr>
-          <w:t xml:space="preserve">{</w:t>
+          <w:t xml:space="preserve">d</w:t>
+        </w:r>
+        <w:r>
+          <w:rPr>
+            <w:b/>
+          </w:rPr>
+          <w:t xml:space="preserve">.</w:t>
         </w:r>
         <w:r>
           <w:rPr>
@@ -2922,13 +2928,13 @@
           <w:rPr>
             <w:b/>
           </w:rPr>
-          <w:t xml:space="preserve">u</w:t>
-        </w:r>
-        <w:r>
-          <w:rPr>
-            <w:b/>
-          </w:rPr>
-          <w:t xml:space="preserve">st</w:t>
+          <w:t xml:space="preserve">us</w:t>
+        </w:r>
+        <w:r>
+          <w:rPr>
+            <w:b/>
+          </w:rPr>
+          <w:t xml:space="preserve">t</w:t>
         </w:r>
         <w:r>
           <w:rPr>
@@ -2952,13 +2958,7 @@
           <w:rPr>
             <w:b/>
           </w:rPr>
-          <w:t xml:space="preserve">r</w:t>
-        </w:r>
-        <w:r>
-          <w:rPr>
-            <w:b/>
-          </w:rPr>
-          <w:t xml:space="preserve">}}</w:t>
+          <w:t xml:space="preserve">r}</w:t>
         </w:r>
       </w:hyperlink>
       <w:bookmarkEnd w:id="7"/>
@@ -2973,7 +2973,10 @@
             <w:t xml:space="preserve">{</w:t>
           </w:r>
           <w:r>
-            <w:t xml:space="preserve">{</w:t>
+            <w:t xml:space="preserve">d</w:t>
+          </w:r>
+          <w:r>
+            <w:t xml:space="preserve">.</w:t>
           </w:r>
           <w:r>
             <w:t xml:space="preserve">t</w:t>
@@ -2989,9 +2992,6 @@
           </w:r>
           <w:r>
             <w:t xml:space="preserve">e</w:t>
-          </w:r>
-          <w:r>
-            <w:t xml:space="preserve">}</w:t>
           </w:r>
           <w:r>
             <w:t xml:space="preserve">}</w:t>
@@ -3012,7 +3012,13 @@
           <w:rPr>
             <w:b/>
           </w:rPr>
-          <w:t xml:space="preserve">{</w:t>
+          <w:t xml:space="preserve">d</w:t>
+        </w:r>
+        <w:r>
+          <w:rPr>
+            <w:b/>
+          </w:rPr>
+          <w:t xml:space="preserve">.</w:t>
         </w:r>
         <w:r>
           <w:rPr>
@@ -3024,13 +3030,13 @@
           <w:rPr>
             <w:b/>
           </w:rPr>
-          <w:t xml:space="preserve">u</w:t>
-        </w:r>
-        <w:r>
-          <w:rPr>
-            <w:b/>
-          </w:rPr>
-          <w:t xml:space="preserve">st</w:t>
+          <w:t xml:space="preserve">us</w:t>
+        </w:r>
+        <w:r>
+          <w:rPr>
+            <w:b/>
+          </w:rPr>
+          <w:t xml:space="preserve">t</w:t>
         </w:r>
         <w:r>
           <w:rPr>
@@ -3054,13 +3060,7 @@
           <w:rPr>
             <w:b/>
           </w:rPr>
-          <w:t xml:space="preserve">r</w:t>
-        </w:r>
-        <w:r>
-          <w:rPr>
-            <w:b/>
-          </w:rPr>
-          <w:t xml:space="preserve">}}</w:t>
+          <w:t xml:space="preserve">r}</w:t>
         </w:r>
       </w:hyperlink>
       <w:bookmarkEnd w:id="8"/>
@@ -3075,7 +3075,10 @@
             <w:t xml:space="preserve">{</w:t>
           </w:r>
           <w:r>
-            <w:t xml:space="preserve">{</w:t>
+            <w:t xml:space="preserve">d</w:t>
+          </w:r>
+          <w:r>
+            <w:t xml:space="preserve">.</w:t>
           </w:r>
           <w:r>
             <w:t xml:space="preserve">t</w:t>
@@ -3091,9 +3094,6 @@
           </w:r>
           <w:r>
             <w:t xml:space="preserve">e</w:t>
-          </w:r>
-          <w:r>
-            <w:t xml:space="preserve">}</w:t>
           </w:r>
           <w:r>
             <w:t xml:space="preserve">}</w:t>
@@ -3114,7 +3114,13 @@
           <w:rPr>
             <w:b/>
           </w:rPr>
-          <w:t xml:space="preserve">{</w:t>
+          <w:t xml:space="preserve">d</w:t>
+        </w:r>
+        <w:r>
+          <w:rPr>
+            <w:b/>
+          </w:rPr>
+          <w:t xml:space="preserve">.</w:t>
         </w:r>
         <w:r>
           <w:rPr>
@@ -3126,13 +3132,13 @@
           <w:rPr>
             <w:b/>
           </w:rPr>
-          <w:t xml:space="preserve">u</w:t>
-        </w:r>
-        <w:r>
-          <w:rPr>
-            <w:b/>
-          </w:rPr>
-          <w:t xml:space="preserve">st</w:t>
+          <w:t xml:space="preserve">us</w:t>
+        </w:r>
+        <w:r>
+          <w:rPr>
+            <w:b/>
+          </w:rPr>
+          <w:t xml:space="preserve">t</w:t>
         </w:r>
         <w:r>
           <w:rPr>
@@ -3156,13 +3162,7 @@
           <w:rPr>
             <w:b/>
           </w:rPr>
-          <w:t xml:space="preserve">r</w:t>
-        </w:r>
-        <w:r>
-          <w:rPr>
-            <w:b/>
-          </w:rPr>
-          <w:t xml:space="preserve">}}</w:t>
+          <w:t xml:space="preserve">r}</w:t>
         </w:r>
       </w:hyperlink>
       <w:bookmarkEnd w:id="9"/>
@@ -3177,7 +3177,10 @@
             <w:t xml:space="preserve">{</w:t>
           </w:r>
           <w:r>
-            <w:t xml:space="preserve">{</w:t>
+            <w:t xml:space="preserve">d</w:t>
+          </w:r>
+          <w:r>
+            <w:t xml:space="preserve">.</w:t>
           </w:r>
           <w:r>
             <w:t xml:space="preserve">t</w:t>
@@ -3193,9 +3196,6 @@
           </w:r>
           <w:r>
             <w:t xml:space="preserve">e</w:t>
-          </w:r>
-          <w:r>
-            <w:t xml:space="preserve">}</w:t>
           </w:r>
           <w:r>
             <w:t xml:space="preserve">}</w:t>
@@ -3228,55 +3228,31 @@
               <w:t xml:space="preserve">{</w:t>
             </w:r>
             <w:r>
-              <w:t xml:space="preserve">{#</w:t>
+              <w:t xml:space="preserve">d.</w:t>
+            </w:r>
+            <w:r>
+              <w:t xml:space="preserve">it</w:t>
             </w:r>
             <w:r>
               <w:t xml:space="preserve">e</w:t>
             </w:r>
             <w:r>
-              <w:t xml:space="preserve">ac</w:t>
-            </w:r>
-            <w:r>
-              <w:t xml:space="preserve">h</w:t>
-            </w:r>
-            <w:r>
-              <w:t xml:space="preserve"> i</w:t>
-            </w:r>
-            <w:r>
-              <w:t xml:space="preserve">t</w:t>
-            </w:r>
-            <w:r>
-              <w:t xml:space="preserve">em</w:t>
-            </w:r>
-            <w:r>
-              <w:t xml:space="preserve">s</w:t>
-            </w:r>
-            <w:r>
-              <w:t xml:space="preserve">}}</w:t>
-            </w:r>
-            <w:r>
-              <w:t xml:space="preserve">{</w:t>
-            </w:r>
-            <w:r>
-              <w:t xml:space="preserve">{</w:t>
-            </w:r>
-            <w:r>
-              <w:t xml:space="preserve">n</w:t>
-            </w:r>
-            <w:r>
-              <w:t xml:space="preserve">a</w:t>
-            </w:r>
-            <w:r>
-              <w:t xml:space="preserve">m</w:t>
-            </w:r>
-            <w:r>
-              <w:t xml:space="preserve">e</w:t>
-            </w:r>
-            <w:r>
-              <w:t xml:space="preserve">}</w:t>
-            </w:r>
-            <w:r>
-              <w:t xml:space="preserve">}</w:t>
+              <w:t xml:space="preserve">ms</w:t>
+            </w:r>
+            <w:r>
+              <w:t xml:space="preserve">[i</w:t>
+            </w:r>
+            <w:r>
+              <w:t xml:space="preserve">]</w:t>
+            </w:r>
+            <w:r>
+              <w:t xml:space="preserve">.n</w:t>
+            </w:r>
+            <w:r>
+              <w:t xml:space="preserve">am</w:t>
+            </w:r>
+            <w:r>
+              <w:t xml:space="preserve">e}</w:t>
             </w:r>
           </w:p>
         </w:tc>
@@ -3286,34 +3262,34 @@
           </w:tcPr>
           <w:p>
             <w:r>
-              <w:t xml:space="preserve">{</w:t>
-            </w:r>
-            <w:r>
-              <w:t xml:space="preserve">{</w:t>
-            </w:r>
-            <w:r>
-              <w:t xml:space="preserve">q</w:t>
-            </w:r>
-            <w:r>
-              <w:t xml:space="preserve">u</w:t>
+              <w:t xml:space="preserve">{d</w:t>
+            </w:r>
+            <w:r>
+              <w:t xml:space="preserve">.i</w:t>
+            </w:r>
+            <w:r>
+              <w:t xml:space="preserve">te</w:t>
+            </w:r>
+            <w:r>
+              <w:t xml:space="preserve">ms</w:t>
+            </w:r>
+            <w:r>
+              <w:t xml:space="preserve">[i</w:t>
+            </w:r>
+            <w:r>
+              <w:t xml:space="preserve">].</w:t>
+            </w:r>
+            <w:r>
+              <w:t xml:space="preserve">qu</w:t>
             </w:r>
             <w:r>
               <w:t xml:space="preserve">an</w:t>
             </w:r>
             <w:r>
-              <w:t xml:space="preserve">t</w:t>
-            </w:r>
-            <w:r>
-              <w:t xml:space="preserve">i</w:t>
-            </w:r>
-            <w:r>
-              <w:t xml:space="preserve">t</w:t>
-            </w:r>
-            <w:r>
-              <w:t xml:space="preserve">y</w:t>
-            </w:r>
-            <w:r>
-              <w:t xml:space="preserve">}}</w:t>
+              <w:t xml:space="preserve">ti</w:t>
+            </w:r>
+            <w:r>
+              <w:t xml:space="preserve">ty}</w:t>
             </w:r>
           </w:p>
         </w:tc>
@@ -3326,7 +3302,7 @@
               <w:drawing>
                 <wp:inline distT="0" distB="0" distL="0" distR="0">
                   <wp:extent cx="914400" cy="609600"/>
-                  <wp:docPr id="13" name="Picture 13" descr="{{image:image}}"/>
+                  <wp:docPr id="13" name="Picture 13" descr="{d.items[i].image}"/>
                   <a:graphic>
                     <a:graphicData uri="http://schemas.openxmlformats.org/drawingml/2006/picture">
                       <pic:pic>
@@ -3356,70 +3332,61 @@
               </w:drawing>
             </w:r>
           </w:p>
+          <w:p/>
+        </w:tc>
+      </w:tr>
+      <w:tr>
+        <w:tc>
+          <w:tcPr>
+            <w:tcW w:w="2400" w:type="dxa"/>
+          </w:tcPr>
           <w:p>
             <w:r>
               <w:t xml:space="preserve">{</w:t>
             </w:r>
             <w:r>
-              <w:t xml:space="preserve">{</w:t>
-            </w:r>
-            <w:r>
-              <w:t xml:space="preserve">/</w:t>
-            </w:r>
-            <w:r>
-              <w:t xml:space="preserve">e</w:t>
-            </w:r>
-            <w:r>
-              <w:t xml:space="preserve">a</w:t>
-            </w:r>
-            <w:r>
-              <w:t xml:space="preserve">c</w:t>
-            </w:r>
-            <w:r>
-              <w:t xml:space="preserve">h</w:t>
-            </w:r>
-            <w:r>
-              <w:t xml:space="preserve">}</w:t>
-            </w:r>
-            <w:r>
-              <w:t xml:space="preserve">}</w:t>
+              <w:t xml:space="preserve">d.</w:t>
+            </w:r>
+            <w:r>
+              <w:t xml:space="preserve">it</w:t>
+            </w:r>
+            <w:r>
+              <w:t xml:space="preserve">em</w:t>
+            </w:r>
+            <w:r>
+              <w:t xml:space="preserve">s[</w:t>
+            </w:r>
+            <w:r>
+              <w:t xml:space="preserve">i+</w:t>
+            </w:r>
+            <w:r>
+              <w:t xml:space="preserve">1]</w:t>
+            </w:r>
+            <w:r>
+              <w:t xml:space="preserve">.n</w:t>
+            </w:r>
+            <w:r>
+              <w:t xml:space="preserve">am</w:t>
+            </w:r>
+            <w:r>
+              <w:t xml:space="preserve">e}</w:t>
             </w:r>
           </w:p>
+        </w:tc>
+        <w:tc>
+          <w:tcPr>
+            <w:tcW w:w="2400" w:type="dxa"/>
+          </w:tcPr>
+          <w:p/>
+        </w:tc>
+        <w:tc>
+          <w:tcPr>
+            <w:tcW w:w="2400" w:type="dxa"/>
+          </w:tcPr>
+          <w:p/>
         </w:tc>
       </w:tr>
     </w:tbl>
-    <w:p>
-      <w:r>
-        <w:t xml:space="preserve">{</w:t>
-      </w:r>
-      <w:r>
-        <w:t xml:space="preserve">{#</w:t>
-      </w:r>
-      <w:r>
-        <w:t xml:space="preserve">e</w:t>
-      </w:r>
-      <w:r>
-        <w:t xml:space="preserve">ac</w:t>
-      </w:r>
-      <w:r>
-        <w:t xml:space="preserve">h </w:t>
-      </w:r>
-      <w:r>
-        <w:t xml:space="preserve">g</w:t>
-      </w:r>
-      <w:r>
-        <w:t xml:space="preserve">ro</w:t>
-      </w:r>
-      <w:r>
-        <w:t xml:space="preserve">u</w:t>
-      </w:r>
-      <w:r>
-        <w:t xml:space="preserve">ps</w:t>
-      </w:r>
-      <w:r>
-        <w:t xml:space="preserve">}}</w:t>
-      </w:r>
-    </w:p>
     <w:p>
       <w:r>
         <w:rPr>
@@ -3431,43 +3398,55 @@
         <w:rPr>
           <w:b/>
         </w:rPr>
-        <w:t xml:space="preserve">{</w:t>
+        <w:t xml:space="preserve">d.</w:t>
       </w:r>
       <w:r>
         <w:rPr>
           <w:b/>
         </w:rPr>
-        <w:t xml:space="preserve">n</w:t>
+        <w:t xml:space="preserve">gr</w:t>
       </w:r>
       <w:r>
         <w:rPr>
           <w:b/>
         </w:rPr>
-        <w:t xml:space="preserve">a</w:t>
+        <w:t xml:space="preserve">ou</w:t>
       </w:r>
       <w:r>
         <w:rPr>
           <w:b/>
         </w:rPr>
-        <w:t xml:space="preserve">m</w:t>
+        <w:t xml:space="preserve">ps</w:t>
       </w:r>
       <w:r>
         <w:rPr>
           <w:b/>
         </w:rPr>
-        <w:t xml:space="preserve">e</w:t>
+        <w:t xml:space="preserve">[</w:t>
       </w:r>
       <w:r>
         <w:rPr>
           <w:b/>
         </w:rPr>
-        <w:t xml:space="preserve">}</w:t>
+        <w:t xml:space="preserve">i]</w:t>
       </w:r>
       <w:r>
         <w:rPr>
           <w:b/>
         </w:rPr>
-        <w:t xml:space="preserve">}</w:t>
+        <w:t xml:space="preserve">.n</w:t>
+      </w:r>
+      <w:r>
+        <w:rPr>
+          <w:b/>
+        </w:rPr>
+        <w:t xml:space="preserve">am</w:t>
+      </w:r>
+      <w:r>
+        <w:rPr>
+          <w:b/>
+        </w:rPr>
+        <w:t xml:space="preserve">e}</w:t>
       </w:r>
     </w:p>
     <w:p>
@@ -3475,96 +3454,70 @@
         <w:t xml:space="preserve">{</w:t>
       </w:r>
       <w:r>
-        <w:t xml:space="preserve">{#</w:t>
-      </w:r>
-      <w:r>
-        <w:t xml:space="preserve">e</w:t>
-      </w:r>
-      <w:r>
-        <w:t xml:space="preserve">ac</w:t>
-      </w:r>
-      <w:r>
-        <w:t xml:space="preserve">h</w:t>
-      </w:r>
-      <w:r>
-        <w:t xml:space="preserve"> i</w:t>
-      </w:r>
-      <w:r>
-        <w:t xml:space="preserve">t</w:t>
-      </w:r>
-      <w:r>
-        <w:t xml:space="preserve">em</w:t>
-      </w:r>
-      <w:r>
-        <w:t xml:space="preserve">s</w:t>
-      </w:r>
-      <w:r>
-        <w:t xml:space="preserve">}}</w:t>
-      </w:r>
-    </w:p>
-    <w:p>
-      <w:r>
-        <w:t xml:space="preserve">{</w:t>
-      </w:r>
-      <w:r>
-        <w:t xml:space="preserve">{</w:t>
-      </w:r>
-      <w:r>
-        <w:t xml:space="preserve">.</w:t>
-      </w:r>
-      <w:r>
-        <w:t xml:space="preserve">.</w:t>
-      </w:r>
-      <w:r>
-        <w:t xml:space="preserve">/</w:t>
-      </w:r>
-      <w:r>
-        <w:t xml:space="preserve">n</w:t>
-      </w:r>
-      <w:r>
-        <w:t xml:space="preserve">a</w:t>
-      </w:r>
-      <w:r>
-        <w:t xml:space="preserve">m</w:t>
-      </w:r>
-      <w:r>
-        <w:t xml:space="preserve">e</w:t>
-      </w:r>
-      <w:r>
-        <w:t xml:space="preserve">}}</w:t>
+        <w:t xml:space="preserve">d.</w:t>
+      </w:r>
+      <w:r>
+        <w:t xml:space="preserve">gr</w:t>
+      </w:r>
+      <w:r>
+        <w:t xml:space="preserve">ou</w:t>
+      </w:r>
+      <w:r>
+        <w:t xml:space="preserve">ps</w:t>
+      </w:r>
+      <w:r>
+        <w:t xml:space="preserve">[</w:t>
+      </w:r>
+      <w:r>
+        <w:t xml:space="preserve">i]</w:t>
+      </w:r>
+      <w:r>
+        <w:t xml:space="preserve">.n</w:t>
+      </w:r>
+      <w:r>
+        <w:t xml:space="preserve">am</w:t>
+      </w:r>
+      <w:r>
+        <w:t xml:space="preserve">e}</w:t>
       </w:r>
       <w:r>
         <w:t xml:space="preserve"> / </w:t>
       </w:r>
       <w:r>
-        <w:t xml:space="preserve">{</w:t>
-      </w:r>
-      <w:r>
-        <w:t xml:space="preserve">{</w:t>
-      </w:r>
-      <w:r>
-        <w:t xml:space="preserve">n</w:t>
-      </w:r>
-      <w:r>
-        <w:t xml:space="preserve">a</w:t>
-      </w:r>
-      <w:r>
-        <w:t xml:space="preserve">m</w:t>
-      </w:r>
-      <w:r>
-        <w:t xml:space="preserve">e</w:t>
-      </w:r>
-      <w:r>
-        <w:t xml:space="preserve">}</w:t>
-      </w:r>
-      <w:r>
-        <w:t xml:space="preserve">}</w:t>
+        <w:t xml:space="preserve">{d</w:t>
+      </w:r>
+      <w:r>
+        <w:t xml:space="preserve">.gr</w:t>
+      </w:r>
+      <w:r>
+        <w:t xml:space="preserve">oup</w:t>
+      </w:r>
+      <w:r>
+        <w:t xml:space="preserve">s[</w:t>
+      </w:r>
+      <w:r>
+        <w:t xml:space="preserve">i].</w:t>
+      </w:r>
+      <w:r>
+        <w:t xml:space="preserve">ite</w:t>
+      </w:r>
+      <w:r>
+        <w:t xml:space="preserve">ms</w:t>
+      </w:r>
+      <w:r>
+        <w:t xml:space="preserve">[i]</w:t>
+      </w:r>
+      <w:r>
+        <w:t xml:space="preserve">.na</w:t>
+      </w:r>
+      <w:r>
+        <w:t xml:space="preserve">me}</w:t>
       </w:r>
       <w:r>
         <w:drawing>
           <wp:inline distT="0" distB="0" distL="0" distR="0">
             <wp:extent cx="914400" cy="609600"/>
-            <wp:docPr id="14" name="Picture 14" descr="{{image:image}}"/>
+            <wp:docPr id="14" name="Picture 14" descr="{d.groups[i].items[i].image}"/>
             <a:graphic>
               <a:graphicData uri="http://schemas.openxmlformats.org/drawingml/2006/picture">
                 <pic:pic>
@@ -3596,60 +3549,66 @@
     </w:p>
     <w:p>
       <w:r>
-        <w:t xml:space="preserve">{</w:t>
-      </w:r>
-      <w:r>
-        <w:t xml:space="preserve">{</w:t>
-      </w:r>
-      <w:r>
-        <w:t xml:space="preserve">/</w:t>
-      </w:r>
-      <w:r>
-        <w:t xml:space="preserve">e</w:t>
-      </w:r>
-      <w:r>
-        <w:t xml:space="preserve">a</w:t>
-      </w:r>
-      <w:r>
-        <w:t xml:space="preserve">c</w:t>
-      </w:r>
-      <w:r>
-        <w:t xml:space="preserve">h</w:t>
-      </w:r>
-      <w:r>
-        <w:t xml:space="preserve">}</w:t>
-      </w:r>
-      <w:r>
-        <w:t xml:space="preserve">}</w:t>
+        <w:t xml:space="preserve">{d</w:t>
+      </w:r>
+      <w:r>
+        <w:t xml:space="preserve">.gr</w:t>
+      </w:r>
+      <w:r>
+        <w:t xml:space="preserve">oup</w:t>
+      </w:r>
+      <w:r>
+        <w:t xml:space="preserve">s[i</w:t>
+      </w:r>
+      <w:r>
+        <w:t xml:space="preserve">].i</w:t>
+      </w:r>
+      <w:r>
+        <w:t xml:space="preserve">tem</w:t>
+      </w:r>
+      <w:r>
+        <w:t xml:space="preserve">s[i</w:t>
+      </w:r>
+      <w:r>
+        <w:t xml:space="preserve">+1]</w:t>
+      </w:r>
+      <w:r>
+        <w:t xml:space="preserve">.na</w:t>
+      </w:r>
+      <w:r>
+        <w:t xml:space="preserve">me}</w:t>
       </w:r>
     </w:p>
     <w:p>
       <w:r>
-        <w:t xml:space="preserve">{</w:t>
-      </w:r>
-      <w:r>
-        <w:t xml:space="preserve">{</w:t>
-      </w:r>
-      <w:r>
-        <w:t xml:space="preserve">/</w:t>
-      </w:r>
-      <w:r>
-        <w:t xml:space="preserve">e</w:t>
-      </w:r>
-      <w:r>
-        <w:t xml:space="preserve">a</w:t>
-      </w:r>
-      <w:r>
-        <w:t xml:space="preserve">c</w:t>
-      </w:r>
-      <w:r>
-        <w:t xml:space="preserve">h</w:t>
-      </w:r>
-      <w:r>
-        <w:t xml:space="preserve">}</w:t>
-      </w:r>
-      <w:r>
-        <w:t xml:space="preserve">}</w:t>
+        <w:t xml:space="preserve">{d</w:t>
+      </w:r>
+      <w:r>
+        <w:t xml:space="preserve">.g</w:t>
+      </w:r>
+      <w:r>
+        <w:t xml:space="preserve">ro</w:t>
+      </w:r>
+      <w:r>
+        <w:t xml:space="preserve">up</w:t>
+      </w:r>
+      <w:r>
+        <w:t xml:space="preserve">s[</w:t>
+      </w:r>
+      <w:r>
+        <w:t xml:space="preserve">i+</w:t>
+      </w:r>
+      <w:r>
+        <w:t xml:space="preserve">1]</w:t>
+      </w:r>
+      <w:r>
+        <w:t xml:space="preserve">.n</w:t>
+      </w:r>
+      <w:r>
+        <w:t xml:space="preserve">am</w:t>
+      </w:r>
+      <w:r>
+        <w:t xml:space="preserve">e}</w:t>
       </w:r>
     </w:p>
     <w:sectPr>
@@ -3670,16 +3629,19 @@
       <w:t xml:space="preserve">{</w:t>
     </w:r>
     <w:r>
-      <w:t xml:space="preserve">{</w:t>
+      <w:t xml:space="preserve">d</w:t>
+    </w:r>
+    <w:r>
+      <w:t xml:space="preserve">.</w:t>
     </w:r>
     <w:r>
       <w:t xml:space="preserve">c</w:t>
     </w:r>
     <w:r>
-      <w:t xml:space="preserve">u</w:t>
-    </w:r>
-    <w:r>
-      <w:t xml:space="preserve">st</w:t>
+      <w:t xml:space="preserve">us</w:t>
+    </w:r>
+    <w:r>
+      <w:t xml:space="preserve">t</w:t>
     </w:r>
     <w:r>
       <w:t xml:space="preserve">o</w:t>
@@ -3691,10 +3653,7 @@
       <w:t xml:space="preserve">e</w:t>
     </w:r>
     <w:r>
-      <w:t xml:space="preserve">r</w:t>
-    </w:r>
-    <w:r>
-      <w:t xml:space="preserve">}}</w:t>
+      <w:t xml:space="preserve">r}</w:t>
     </w:r>
   </w:p>
   <w:p>
@@ -3702,16 +3661,19 @@
       <w:t xml:space="preserve">{</w:t>
     </w:r>
     <w:r>
-      <w:t xml:space="preserve">{</w:t>
+      <w:t xml:space="preserve">d</w:t>
+    </w:r>
+    <w:r>
+      <w:t xml:space="preserve">.</w:t>
     </w:r>
     <w:r>
       <w:t xml:space="preserve">c</w:t>
     </w:r>
     <w:r>
-      <w:t xml:space="preserve">u</w:t>
-    </w:r>
-    <w:r>
-      <w:t xml:space="preserve">st</w:t>
+      <w:t xml:space="preserve">us</w:t>
+    </w:r>
+    <w:r>
+      <w:t xml:space="preserve">t</w:t>
     </w:r>
     <w:r>
       <w:t xml:space="preserve">o</w:t>
@@ -3723,10 +3685,7 @@
       <w:t xml:space="preserve">e</w:t>
     </w:r>
     <w:r>
-      <w:t xml:space="preserve">r</w:t>
-    </w:r>
-    <w:r>
-      <w:t xml:space="preserve">}}</w:t>
+      <w:t xml:space="preserve">r}</w:t>
     </w:r>
   </w:p>
   <w:p>
@@ -3734,16 +3693,19 @@
       <w:t xml:space="preserve">{</w:t>
     </w:r>
     <w:r>
-      <w:t xml:space="preserve">{</w:t>
+      <w:t xml:space="preserve">d</w:t>
+    </w:r>
+    <w:r>
+      <w:t xml:space="preserve">.</w:t>
     </w:r>
     <w:r>
       <w:t xml:space="preserve">c</w:t>
     </w:r>
     <w:r>
-      <w:t xml:space="preserve">u</w:t>
-    </w:r>
-    <w:r>
-      <w:t xml:space="preserve">st</w:t>
+      <w:t xml:space="preserve">us</w:t>
+    </w:r>
+    <w:r>
+      <w:t xml:space="preserve">t</w:t>
     </w:r>
     <w:r>
       <w:t xml:space="preserve">o</w:t>
@@ -3755,10 +3717,7 @@
       <w:t xml:space="preserve">e</w:t>
     </w:r>
     <w:r>
-      <w:t xml:space="preserve">r</w:t>
-    </w:r>
-    <w:r>
-      <w:t xml:space="preserve">}}</w:t>
+      <w:t xml:space="preserve">r}</w:t>
     </w:r>
   </w:p>
   <w:p>
@@ -3766,16 +3725,19 @@
       <w:t xml:space="preserve">{</w:t>
     </w:r>
     <w:r>
-      <w:t xml:space="preserve">{</w:t>
+      <w:t xml:space="preserve">d</w:t>
+    </w:r>
+    <w:r>
+      <w:t xml:space="preserve">.</w:t>
     </w:r>
     <w:r>
       <w:t xml:space="preserve">c</w:t>
     </w:r>
     <w:r>
-      <w:t xml:space="preserve">u</w:t>
-    </w:r>
-    <w:r>
-      <w:t xml:space="preserve">st</w:t>
+      <w:t xml:space="preserve">us</w:t>
+    </w:r>
+    <w:r>
+      <w:t xml:space="preserve">t</w:t>
     </w:r>
     <w:r>
       <w:t xml:space="preserve">o</w:t>
@@ -3787,10 +3749,7 @@
       <w:t xml:space="preserve">e</w:t>
     </w:r>
     <w:r>
-      <w:t xml:space="preserve">r</w:t>
-    </w:r>
-    <w:r>
-      <w:t xml:space="preserve">}}</w:t>
+      <w:t xml:space="preserve">r}</w:t>
     </w:r>
   </w:p>
   <w:p>
@@ -3798,16 +3757,19 @@
       <w:t xml:space="preserve">{</w:t>
     </w:r>
     <w:r>
-      <w:t xml:space="preserve">{</w:t>
+      <w:t xml:space="preserve">d</w:t>
+    </w:r>
+    <w:r>
+      <w:t xml:space="preserve">.</w:t>
     </w:r>
     <w:r>
       <w:t xml:space="preserve">c</w:t>
     </w:r>
     <w:r>
-      <w:t xml:space="preserve">u</w:t>
-    </w:r>
-    <w:r>
-      <w:t xml:space="preserve">st</w:t>
+      <w:t xml:space="preserve">us</w:t>
+    </w:r>
+    <w:r>
+      <w:t xml:space="preserve">t</w:t>
     </w:r>
     <w:r>
       <w:t xml:space="preserve">o</w:t>
@@ -3819,10 +3781,7 @@
       <w:t xml:space="preserve">e</w:t>
     </w:r>
     <w:r>
-      <w:t xml:space="preserve">r</w:t>
-    </w:r>
-    <w:r>
-      <w:t xml:space="preserve">}}</w:t>
+      <w:t xml:space="preserve">r}</w:t>
     </w:r>
   </w:p>
   <w:p>
@@ -3830,16 +3789,19 @@
       <w:t xml:space="preserve">{</w:t>
     </w:r>
     <w:r>
-      <w:t xml:space="preserve">{</w:t>
+      <w:t xml:space="preserve">d</w:t>
+    </w:r>
+    <w:r>
+      <w:t xml:space="preserve">.</w:t>
     </w:r>
     <w:r>
       <w:t xml:space="preserve">c</w:t>
     </w:r>
     <w:r>
-      <w:t xml:space="preserve">u</w:t>
-    </w:r>
-    <w:r>
-      <w:t xml:space="preserve">st</w:t>
+      <w:t xml:space="preserve">us</w:t>
+    </w:r>
+    <w:r>
+      <w:t xml:space="preserve">t</w:t>
     </w:r>
     <w:r>
       <w:t xml:space="preserve">o</w:t>
@@ -3851,10 +3813,7 @@
       <w:t xml:space="preserve">e</w:t>
     </w:r>
     <w:r>
-      <w:t xml:space="preserve">r</w:t>
-    </w:r>
-    <w:r>
-      <w:t xml:space="preserve">}}</w:t>
+      <w:t xml:space="preserve">r}</w:t>
     </w:r>
   </w:p>
   <w:p>
@@ -3862,16 +3821,19 @@
       <w:t xml:space="preserve">{</w:t>
     </w:r>
     <w:r>
-      <w:t xml:space="preserve">{</w:t>
+      <w:t xml:space="preserve">d</w:t>
+    </w:r>
+    <w:r>
+      <w:t xml:space="preserve">.</w:t>
     </w:r>
     <w:r>
       <w:t xml:space="preserve">c</w:t>
     </w:r>
     <w:r>
-      <w:t xml:space="preserve">u</w:t>
-    </w:r>
-    <w:r>
-      <w:t xml:space="preserve">st</w:t>
+      <w:t xml:space="preserve">us</w:t>
+    </w:r>
+    <w:r>
+      <w:t xml:space="preserve">t</w:t>
     </w:r>
     <w:r>
       <w:t xml:space="preserve">o</w:t>
@@ -3883,10 +3845,7 @@
       <w:t xml:space="preserve">e</w:t>
     </w:r>
     <w:r>
-      <w:t xml:space="preserve">r</w:t>
-    </w:r>
-    <w:r>
-      <w:t xml:space="preserve">}}</w:t>
+      <w:t xml:space="preserve">r}</w:t>
     </w:r>
   </w:p>
   <w:p>
@@ -3894,16 +3853,19 @@
       <w:t xml:space="preserve">{</w:t>
     </w:r>
     <w:r>
-      <w:t xml:space="preserve">{</w:t>
+      <w:t xml:space="preserve">d</w:t>
+    </w:r>
+    <w:r>
+      <w:t xml:space="preserve">.</w:t>
     </w:r>
     <w:r>
       <w:t xml:space="preserve">c</w:t>
     </w:r>
     <w:r>
-      <w:t xml:space="preserve">u</w:t>
-    </w:r>
-    <w:r>
-      <w:t xml:space="preserve">st</w:t>
+      <w:t xml:space="preserve">us</w:t>
+    </w:r>
+    <w:r>
+      <w:t xml:space="preserve">t</w:t>
     </w:r>
     <w:r>
       <w:t xml:space="preserve">o</w:t>
@@ -3915,10 +3877,7 @@
       <w:t xml:space="preserve">e</w:t>
     </w:r>
     <w:r>
-      <w:t xml:space="preserve">r</w:t>
-    </w:r>
-    <w:r>
-      <w:t xml:space="preserve">}}</w:t>
+      <w:t xml:space="preserve">r}</w:t>
     </w:r>
   </w:p>
   <w:p>
@@ -3926,16 +3885,19 @@
       <w:t xml:space="preserve">{</w:t>
     </w:r>
     <w:r>
-      <w:t xml:space="preserve">{</w:t>
+      <w:t xml:space="preserve">d</w:t>
+    </w:r>
+    <w:r>
+      <w:t xml:space="preserve">.</w:t>
     </w:r>
     <w:r>
       <w:t xml:space="preserve">c</w:t>
     </w:r>
     <w:r>
-      <w:t xml:space="preserve">u</w:t>
-    </w:r>
-    <w:r>
-      <w:t xml:space="preserve">st</w:t>
+      <w:t xml:space="preserve">us</w:t>
+    </w:r>
+    <w:r>
+      <w:t xml:space="preserve">t</w:t>
     </w:r>
     <w:r>
       <w:t xml:space="preserve">o</w:t>
@@ -3947,10 +3909,7 @@
       <w:t xml:space="preserve">e</w:t>
     </w:r>
     <w:r>
-      <w:t xml:space="preserve">r</w:t>
-    </w:r>
-    <w:r>
-      <w:t xml:space="preserve">}}</w:t>
+      <w:t xml:space="preserve">r}</w:t>
     </w:r>
   </w:p>
   <w:p>
@@ -3958,16 +3917,19 @@
       <w:t xml:space="preserve">{</w:t>
     </w:r>
     <w:r>
-      <w:t xml:space="preserve">{</w:t>
+      <w:t xml:space="preserve">d</w:t>
+    </w:r>
+    <w:r>
+      <w:t xml:space="preserve">.</w:t>
     </w:r>
     <w:r>
       <w:t xml:space="preserve">c</w:t>
     </w:r>
     <w:r>
-      <w:t xml:space="preserve">u</w:t>
-    </w:r>
-    <w:r>
-      <w:t xml:space="preserve">st</w:t>
+      <w:t xml:space="preserve">us</w:t>
+    </w:r>
+    <w:r>
+      <w:t xml:space="preserve">t</w:t>
     </w:r>
     <w:r>
       <w:t xml:space="preserve">o</w:t>
@@ -3979,10 +3941,7 @@
       <w:t xml:space="preserve">e</w:t>
     </w:r>
     <w:r>
-      <w:t xml:space="preserve">r</w:t>
-    </w:r>
-    <w:r>
-      <w:t xml:space="preserve">}}</w:t>
+      <w:t xml:space="preserve">r}</w:t>
     </w:r>
   </w:p>
   <w:p>
@@ -3990,7 +3949,7 @@
       <w:drawing>
         <wp:inline distT="0" distB="0" distL="0" distR="0">
           <wp:extent cx="914400" cy="609600"/>
-          <wp:docPr id="12" name="Picture 12" descr="{{image:blue}}"/>
+          <wp:docPr id="12" name="Picture 12" descr="{d.blue}"/>
           <a:graphic>
             <a:graphicData uri="http://schemas.openxmlformats.org/drawingml/2006/picture">
               <pic:pic>
@@ -4037,16 +3996,19 @@
       <w:t xml:space="preserve">{</w:t>
     </w:r>
     <w:r>
-      <w:t xml:space="preserve">{</w:t>
+      <w:t xml:space="preserve">d</w:t>
+    </w:r>
+    <w:r>
+      <w:t xml:space="preserve">.</w:t>
     </w:r>
     <w:r>
       <w:t xml:space="preserve">c</w:t>
     </w:r>
     <w:r>
-      <w:t xml:space="preserve">u</w:t>
-    </w:r>
-    <w:r>
-      <w:t xml:space="preserve">st</w:t>
+      <w:t xml:space="preserve">us</w:t>
+    </w:r>
+    <w:r>
+      <w:t xml:space="preserve">t</w:t>
     </w:r>
     <w:r>
       <w:t xml:space="preserve">o</w:t>
@@ -4058,10 +4020,7 @@
       <w:t xml:space="preserve">e</w:t>
     </w:r>
     <w:r>
-      <w:t xml:space="preserve">r</w:t>
-    </w:r>
-    <w:r>
-      <w:t xml:space="preserve">}}</w:t>
+      <w:t xml:space="preserve">r}</w:t>
     </w:r>
   </w:p>
   <w:p>
@@ -4069,16 +4028,19 @@
       <w:t xml:space="preserve">{</w:t>
     </w:r>
     <w:r>
-      <w:t xml:space="preserve">{</w:t>
+      <w:t xml:space="preserve">d</w:t>
+    </w:r>
+    <w:r>
+      <w:t xml:space="preserve">.</w:t>
     </w:r>
     <w:r>
       <w:t xml:space="preserve">c</w:t>
     </w:r>
     <w:r>
-      <w:t xml:space="preserve">u</w:t>
-    </w:r>
-    <w:r>
-      <w:t xml:space="preserve">st</w:t>
+      <w:t xml:space="preserve">us</w:t>
+    </w:r>
+    <w:r>
+      <w:t xml:space="preserve">t</w:t>
     </w:r>
     <w:r>
       <w:t xml:space="preserve">o</w:t>
@@ -4090,10 +4052,7 @@
       <w:t xml:space="preserve">e</w:t>
     </w:r>
     <w:r>
-      <w:t xml:space="preserve">r</w:t>
-    </w:r>
-    <w:r>
-      <w:t xml:space="preserve">}}</w:t>
+      <w:t xml:space="preserve">r}</w:t>
     </w:r>
   </w:p>
   <w:p>
@@ -4101,16 +4060,19 @@
       <w:t xml:space="preserve">{</w:t>
     </w:r>
     <w:r>
-      <w:t xml:space="preserve">{</w:t>
+      <w:t xml:space="preserve">d</w:t>
+    </w:r>
+    <w:r>
+      <w:t xml:space="preserve">.</w:t>
     </w:r>
     <w:r>
       <w:t xml:space="preserve">c</w:t>
     </w:r>
     <w:r>
-      <w:t xml:space="preserve">u</w:t>
-    </w:r>
-    <w:r>
-      <w:t xml:space="preserve">st</w:t>
+      <w:t xml:space="preserve">us</w:t>
+    </w:r>
+    <w:r>
+      <w:t xml:space="preserve">t</w:t>
     </w:r>
     <w:r>
       <w:t xml:space="preserve">o</w:t>
@@ -4122,10 +4084,7 @@
       <w:t xml:space="preserve">e</w:t>
     </w:r>
     <w:r>
-      <w:t xml:space="preserve">r</w:t>
-    </w:r>
-    <w:r>
-      <w:t xml:space="preserve">}}</w:t>
+      <w:t xml:space="preserve">r}</w:t>
     </w:r>
   </w:p>
   <w:p>
@@ -4133,16 +4092,19 @@
       <w:t xml:space="preserve">{</w:t>
     </w:r>
     <w:r>
-      <w:t xml:space="preserve">{</w:t>
+      <w:t xml:space="preserve">d</w:t>
+    </w:r>
+    <w:r>
+      <w:t xml:space="preserve">.</w:t>
     </w:r>
     <w:r>
       <w:t xml:space="preserve">c</w:t>
     </w:r>
     <w:r>
-      <w:t xml:space="preserve">u</w:t>
-    </w:r>
-    <w:r>
-      <w:t xml:space="preserve">st</w:t>
+      <w:t xml:space="preserve">us</w:t>
+    </w:r>
+    <w:r>
+      <w:t xml:space="preserve">t</w:t>
     </w:r>
     <w:r>
       <w:t xml:space="preserve">o</w:t>
@@ -4154,10 +4116,7 @@
       <w:t xml:space="preserve">e</w:t>
     </w:r>
     <w:r>
-      <w:t xml:space="preserve">r</w:t>
-    </w:r>
-    <w:r>
-      <w:t xml:space="preserve">}}</w:t>
+      <w:t xml:space="preserve">r}</w:t>
     </w:r>
   </w:p>
   <w:p>
@@ -4165,16 +4124,19 @@
       <w:t xml:space="preserve">{</w:t>
     </w:r>
     <w:r>
-      <w:t xml:space="preserve">{</w:t>
+      <w:t xml:space="preserve">d</w:t>
+    </w:r>
+    <w:r>
+      <w:t xml:space="preserve">.</w:t>
     </w:r>
     <w:r>
       <w:t xml:space="preserve">c</w:t>
     </w:r>
     <w:r>
-      <w:t xml:space="preserve">u</w:t>
-    </w:r>
-    <w:r>
-      <w:t xml:space="preserve">st</w:t>
+      <w:t xml:space="preserve">us</w:t>
+    </w:r>
+    <w:r>
+      <w:t xml:space="preserve">t</w:t>
     </w:r>
     <w:r>
       <w:t xml:space="preserve">o</w:t>
@@ -4186,10 +4148,7 @@
       <w:t xml:space="preserve">e</w:t>
     </w:r>
     <w:r>
-      <w:t xml:space="preserve">r</w:t>
-    </w:r>
-    <w:r>
-      <w:t xml:space="preserve">}}</w:t>
+      <w:t xml:space="preserve">r}</w:t>
     </w:r>
   </w:p>
   <w:p>
@@ -4197,16 +4156,19 @@
       <w:t xml:space="preserve">{</w:t>
     </w:r>
     <w:r>
-      <w:t xml:space="preserve">{</w:t>
+      <w:t xml:space="preserve">d</w:t>
+    </w:r>
+    <w:r>
+      <w:t xml:space="preserve">.</w:t>
     </w:r>
     <w:r>
       <w:t xml:space="preserve">c</w:t>
     </w:r>
     <w:r>
-      <w:t xml:space="preserve">u</w:t>
-    </w:r>
-    <w:r>
-      <w:t xml:space="preserve">st</w:t>
+      <w:t xml:space="preserve">us</w:t>
+    </w:r>
+    <w:r>
+      <w:t xml:space="preserve">t</w:t>
     </w:r>
     <w:r>
       <w:t xml:space="preserve">o</w:t>
@@ -4218,10 +4180,7 @@
       <w:t xml:space="preserve">e</w:t>
     </w:r>
     <w:r>
-      <w:t xml:space="preserve">r</w:t>
-    </w:r>
-    <w:r>
-      <w:t xml:space="preserve">}}</w:t>
+      <w:t xml:space="preserve">r}</w:t>
     </w:r>
   </w:p>
   <w:p>
@@ -4229,16 +4188,19 @@
       <w:t xml:space="preserve">{</w:t>
     </w:r>
     <w:r>
-      <w:t xml:space="preserve">{</w:t>
+      <w:t xml:space="preserve">d</w:t>
+    </w:r>
+    <w:r>
+      <w:t xml:space="preserve">.</w:t>
     </w:r>
     <w:r>
       <w:t xml:space="preserve">c</w:t>
     </w:r>
     <w:r>
-      <w:t xml:space="preserve">u</w:t>
-    </w:r>
-    <w:r>
-      <w:t xml:space="preserve">st</w:t>
+      <w:t xml:space="preserve">us</w:t>
+    </w:r>
+    <w:r>
+      <w:t xml:space="preserve">t</w:t>
     </w:r>
     <w:r>
       <w:t xml:space="preserve">o</w:t>
@@ -4250,10 +4212,7 @@
       <w:t xml:space="preserve">e</w:t>
     </w:r>
     <w:r>
-      <w:t xml:space="preserve">r</w:t>
-    </w:r>
-    <w:r>
-      <w:t xml:space="preserve">}}</w:t>
+      <w:t xml:space="preserve">r}</w:t>
     </w:r>
   </w:p>
   <w:p>
@@ -4261,16 +4220,19 @@
       <w:t xml:space="preserve">{</w:t>
     </w:r>
     <w:r>
-      <w:t xml:space="preserve">{</w:t>
+      <w:t xml:space="preserve">d</w:t>
+    </w:r>
+    <w:r>
+      <w:t xml:space="preserve">.</w:t>
     </w:r>
     <w:r>
       <w:t xml:space="preserve">c</w:t>
     </w:r>
     <w:r>
-      <w:t xml:space="preserve">u</w:t>
-    </w:r>
-    <w:r>
-      <w:t xml:space="preserve">st</w:t>
+      <w:t xml:space="preserve">us</w:t>
+    </w:r>
+    <w:r>
+      <w:t xml:space="preserve">t</w:t>
     </w:r>
     <w:r>
       <w:t xml:space="preserve">o</w:t>
@@ -4282,10 +4244,7 @@
       <w:t xml:space="preserve">e</w:t>
     </w:r>
     <w:r>
-      <w:t xml:space="preserve">r</w:t>
-    </w:r>
-    <w:r>
-      <w:t xml:space="preserve">}}</w:t>
+      <w:t xml:space="preserve">r}</w:t>
     </w:r>
   </w:p>
   <w:p>
@@ -4293,16 +4252,19 @@
       <w:t xml:space="preserve">{</w:t>
     </w:r>
     <w:r>
-      <w:t xml:space="preserve">{</w:t>
+      <w:t xml:space="preserve">d</w:t>
+    </w:r>
+    <w:r>
+      <w:t xml:space="preserve">.</w:t>
     </w:r>
     <w:r>
       <w:t xml:space="preserve">c</w:t>
     </w:r>
     <w:r>
-      <w:t xml:space="preserve">u</w:t>
-    </w:r>
-    <w:r>
-      <w:t xml:space="preserve">st</w:t>
+      <w:t xml:space="preserve">us</w:t>
+    </w:r>
+    <w:r>
+      <w:t xml:space="preserve">t</w:t>
     </w:r>
     <w:r>
       <w:t xml:space="preserve">o</w:t>
@@ -4314,10 +4276,7 @@
       <w:t xml:space="preserve">e</w:t>
     </w:r>
     <w:r>
-      <w:t xml:space="preserve">r</w:t>
-    </w:r>
-    <w:r>
-      <w:t xml:space="preserve">}}</w:t>
+      <w:t xml:space="preserve">r}</w:t>
     </w:r>
   </w:p>
   <w:p>
@@ -4325,16 +4284,19 @@
       <w:t xml:space="preserve">{</w:t>
     </w:r>
     <w:r>
-      <w:t xml:space="preserve">{</w:t>
+      <w:t xml:space="preserve">d</w:t>
+    </w:r>
+    <w:r>
+      <w:t xml:space="preserve">.</w:t>
     </w:r>
     <w:r>
       <w:t xml:space="preserve">c</w:t>
     </w:r>
     <w:r>
-      <w:t xml:space="preserve">u</w:t>
-    </w:r>
-    <w:r>
-      <w:t xml:space="preserve">st</w:t>
+      <w:t xml:space="preserve">us</w:t>
+    </w:r>
+    <w:r>
+      <w:t xml:space="preserve">t</w:t>
     </w:r>
     <w:r>
       <w:t xml:space="preserve">o</w:t>
@@ -4346,10 +4308,7 @@
       <w:t xml:space="preserve">e</w:t>
     </w:r>
     <w:r>
-      <w:t xml:space="preserve">r</w:t>
-    </w:r>
-    <w:r>
-      <w:t xml:space="preserve">}}</w:t>
+      <w:t xml:space="preserve">r}</w:t>
     </w:r>
   </w:p>
   <w:p>
@@ -4357,7 +4316,7 @@
       <w:drawing>
         <wp:inline distT="0" distB="0" distL="0" distR="0">
           <wp:extent cx="914400" cy="609600"/>
-          <wp:docPr id="11" name="Picture 11" descr="{{image:red}}"/>
+          <wp:docPr id="11" name="Picture 11" descr="{d.red}"/>
           <a:graphic>
             <a:graphicData uri="http://schemas.openxmlformats.org/drawingml/2006/picture">
               <pic:pic>
